--- a/docs/期末大作业报告.docx
+++ b/docs/期末大作业报告.docx
@@ -3118,26 +3118,141 @@
                 <w:i w:val="0"/>
                 <w:sz w:val="17"/>
               </w:rPr>
-              <w:t>W3C 校验与真机 375px 复核</w:t>
-            </w:r>
-          </w:p>
-        </w:tc>
-        <w:tc>
-          <w:tcPr>
-            <w:tcW w:type="dxa" w:w="1814"/>
-          </w:tcPr>
-          <w:p>
-            <w:pPr>
-              <w:spacing w:after="0" w:line="264" w:lineRule="auto"/>
-            </w:pPr>
-            <w:r>
-              <w:rPr>
-                <w:rFonts w:ascii="Times New Roman" w:hAnsi="Times New Roman" w:eastAsia="宋体"/>
-                <w:b w:val="0"/>
-                <w:i w:val="0"/>
-                <w:sz w:val="17"/>
-              </w:rPr>
-              <w:t>HTML 无 error；真机无横向滚动</w:t>
+              <w:t>W3C Nu 校验四个页面</w:t>
+            </w:r>
+          </w:p>
+        </w:tc>
+        <w:tc>
+          <w:tcPr>
+            <w:tcW w:type="dxa" w:w="1814"/>
+          </w:tcPr>
+          <w:p>
+            <w:pPr>
+              <w:spacing w:after="0" w:line="264" w:lineRule="auto"/>
+            </w:pPr>
+            <w:r>
+              <w:rPr>
+                <w:rFonts w:ascii="Times New Roman" w:hAnsi="Times New Roman" w:eastAsia="宋体"/>
+                <w:b w:val="0"/>
+                <w:i w:val="0"/>
+                <w:sz w:val="17"/>
+              </w:rPr>
+              <w:t>HTML 无 error</w:t>
+            </w:r>
+          </w:p>
+        </w:tc>
+        <w:tc>
+          <w:tcPr>
+            <w:tcW w:type="dxa" w:w="1814"/>
+          </w:tcPr>
+          <w:p>
+            <w:pPr>
+              <w:spacing w:after="0" w:line="264" w:lineRule="auto"/>
+            </w:pPr>
+            <w:r>
+              <w:rPr>
+                <w:rFonts w:ascii="Times New Roman" w:hAnsi="Times New Roman" w:eastAsia="宋体"/>
+                <w:b w:val="0"/>
+                <w:i w:val="0"/>
+                <w:sz w:val="17"/>
+              </w:rPr>
+              <w:t>09-19 11:20</w:t>
+            </w:r>
+          </w:p>
+        </w:tc>
+        <w:tc>
+          <w:tcPr>
+            <w:tcW w:type="dxa" w:w="1814"/>
+          </w:tcPr>
+          <w:p>
+            <w:pPr>
+              <w:spacing w:after="0" w:line="264" w:lineRule="auto"/>
+            </w:pPr>
+            <w:r>
+              <w:rPr>
+                <w:rFonts w:ascii="Times New Roman" w:hAnsi="Times New Roman" w:eastAsia="宋体"/>
+                <w:b w:val="0"/>
+                <w:i w:val="0"/>
+                <w:sz w:val="17"/>
+              </w:rPr>
+              <w:t xml:space="preserve">完成：首轮 facilities.html 报 2 个 error（radio 上的 </w:t>
+            </w:r>
+            <w:r>
+              <w:rPr>
+                <w:rFonts w:ascii="Consolas" w:hAnsi="Consolas" w:eastAsia="Consolas"/>
+                <w:b w:val="0"/>
+                <w:i w:val="0"/>
+                <w:sz w:val="16"/>
+              </w:rPr>
+              <w:t>autocomplete</w:t>
+            </w:r>
+            <w:r>
+              <w:rPr>
+                <w:rFonts w:ascii="Times New Roman" w:hAnsi="Times New Roman" w:eastAsia="宋体"/>
+                <w:b w:val="0"/>
+                <w:i w:val="0"/>
+                <w:sz w:val="17"/>
+              </w:rPr>
+              <w:t>），删除后四页 0 error／0 warning</w:t>
+            </w:r>
+          </w:p>
+        </w:tc>
+      </w:tr>
+      <w:tr>
+        <w:tc>
+          <w:tcPr>
+            <w:tcW w:type="dxa" w:w="1814"/>
+          </w:tcPr>
+          <w:p>
+            <w:pPr>
+              <w:spacing w:after="0" w:line="264" w:lineRule="auto"/>
+            </w:pPr>
+            <w:r>
+              <w:rPr>
+                <w:rFonts w:ascii="Times New Roman" w:hAnsi="Times New Roman" w:eastAsia="宋体"/>
+                <w:b w:val="0"/>
+                <w:i w:val="0"/>
+                <w:sz w:val="17"/>
+              </w:rPr>
+              <w:t>T17</w:t>
+            </w:r>
+          </w:p>
+        </w:tc>
+        <w:tc>
+          <w:tcPr>
+            <w:tcW w:type="dxa" w:w="1814"/>
+          </w:tcPr>
+          <w:p>
+            <w:pPr>
+              <w:spacing w:after="0" w:line="264" w:lineRule="auto"/>
+            </w:pPr>
+            <w:r>
+              <w:rPr>
+                <w:rFonts w:ascii="Times New Roman" w:hAnsi="Times New Roman" w:eastAsia="宋体"/>
+                <w:b w:val="0"/>
+                <w:i w:val="0"/>
+                <w:sz w:val="17"/>
+              </w:rPr>
+              <w:t>真机 375px 复核</w:t>
+            </w:r>
+          </w:p>
+        </w:tc>
+        <w:tc>
+          <w:tcPr>
+            <w:tcW w:type="dxa" w:w="1814"/>
+          </w:tcPr>
+          <w:p>
+            <w:pPr>
+              <w:spacing w:after="0" w:line="264" w:lineRule="auto"/>
+            </w:pPr>
+            <w:r>
+              <w:rPr>
+                <w:rFonts w:ascii="Times New Roman" w:hAnsi="Times New Roman" w:eastAsia="宋体"/>
+                <w:b w:val="0"/>
+                <w:i w:val="0"/>
+                <w:sz w:val="17"/>
+              </w:rPr>
+              <w:t>无横向滚动</w:t>
             </w:r>
           </w:p>
         </w:tc>
@@ -3176,6 +3291,15 @@
                 <w:sz w:val="17"/>
               </w:rPr>
               <w:t>待做</w:t>
+            </w:r>
+            <w:r>
+              <w:rPr>
+                <w:rFonts w:ascii="Times New Roman" w:hAnsi="Times New Roman" w:eastAsia="宋体"/>
+                <w:b w:val="0"/>
+                <w:i w:val="0"/>
+                <w:sz w:val="17"/>
+              </w:rPr>
+              <w:t>（需真机或设备模拟截图）</w:t>
             </w:r>
           </w:p>
         </w:tc>
@@ -18664,6 +18788,520 @@
           <w:sz w:val="21"/>
         </w:rPr>
         <w:t>（T32 真机 375px 与 T33 键盘遍历为待补截图项，功能已实现。）</w:t>
+      </w:r>
+    </w:p>
+    <w:p>
+      <w:pPr>
+        <w:spacing w:after="80" w:line="307" w:lineRule="auto"/>
+        <w:jc w:val="both"/>
+      </w:pPr>
+      <w:r>
+        <w:rPr>
+          <w:rFonts w:ascii="Times New Roman" w:hAnsi="Times New Roman" w:eastAsia="宋体"/>
+          <w:b/>
+          <w:i w:val="0"/>
+          <w:sz w:val="21"/>
+        </w:rPr>
+        <w:t>标准校验。</w:t>
+      </w:r>
+      <w:r>
+        <w:rPr>
+          <w:rFonts w:ascii="Times New Roman" w:hAnsi="Times New Roman" w:eastAsia="宋体"/>
+          <w:b w:val="0"/>
+          <w:i w:val="0"/>
+          <w:sz w:val="21"/>
+        </w:rPr>
+        <w:t xml:space="preserve"> 用 W3C Nu 校验器接口逐个提交四个页面（</w:t>
+      </w:r>
+      <w:r>
+        <w:rPr>
+          <w:rFonts w:ascii="Consolas" w:hAnsi="Consolas" w:eastAsia="Consolas"/>
+          <w:b w:val="0"/>
+          <w:i w:val="0"/>
+          <w:sz w:val="20"/>
+        </w:rPr>
+        <w:t>curl -H "Content-Type: text/html; charset=utf-8" --data-binary "@页面.html" "https://validator.w3.org/nu/?out=json"</w:t>
+      </w:r>
+      <w:r>
+        <w:rPr>
+          <w:rFonts w:ascii="Times New Roman" w:hAnsi="Times New Roman" w:eastAsia="宋体"/>
+          <w:b w:val="0"/>
+          <w:i w:val="0"/>
+          <w:sz w:val="21"/>
+        </w:rPr>
+        <w:t>）：</w:t>
+      </w:r>
+    </w:p>
+    <w:tbl>
+      <w:tblPr>
+        <w:tblW w:type="auto" w:w="0"/>
+        <w:jc w:val="center"/>
+        <w:tblLook w:firstColumn="1" w:firstRow="1" w:lastColumn="0" w:lastRow="0" w:noHBand="0" w:noVBand="1" w:val="04A0"/>
+        <w:tblBorders>
+          <w:top w:val="single" w:sz="4" w:color="A9B7B3"/>
+          <w:left w:val="single" w:sz="4" w:color="A9B7B3"/>
+          <w:bottom w:val="single" w:sz="4" w:color="A9B7B3"/>
+          <w:right w:val="single" w:sz="4" w:color="A9B7B3"/>
+          <w:insideH w:val="single" w:sz="4" w:color="A9B7B3"/>
+          <w:insideV w:val="single" w:sz="4" w:color="A9B7B3"/>
+        </w:tblBorders>
+      </w:tblPr>
+      <w:tblGrid>
+        <w:gridCol w:w="2268"/>
+        <w:gridCol w:w="2268"/>
+        <w:gridCol w:w="2268"/>
+        <w:gridCol w:w="2268"/>
+      </w:tblGrid>
+      <w:tr>
+        <w:tc>
+          <w:tcPr>
+            <w:tcW w:type="dxa" w:w="2268"/>
+          </w:tcPr>
+          <w:p>
+            <w:pPr>
+              <w:spacing w:after="0" w:line="264" w:lineRule="auto"/>
+              <w:shd w:val="clear" w:fill="E4EBE8"/>
+            </w:pPr>
+            <w:r>
+              <w:rPr>
+                <w:rFonts w:ascii="Times New Roman" w:hAnsi="Times New Roman" w:eastAsia="宋体"/>
+                <w:b/>
+                <w:i w:val="0"/>
+                <w:sz w:val="17"/>
+              </w:rPr>
+              <w:t>页面</w:t>
+            </w:r>
+          </w:p>
+        </w:tc>
+        <w:tc>
+          <w:tcPr>
+            <w:tcW w:type="dxa" w:w="2268"/>
+          </w:tcPr>
+          <w:p>
+            <w:pPr>
+              <w:spacing w:after="0" w:line="264" w:lineRule="auto"/>
+              <w:shd w:val="clear" w:fill="E4EBE8"/>
+            </w:pPr>
+            <w:r>
+              <w:rPr>
+                <w:rFonts w:ascii="Times New Roman" w:hAnsi="Times New Roman" w:eastAsia="宋体"/>
+                <w:b/>
+                <w:i w:val="0"/>
+                <w:sz w:val="17"/>
+              </w:rPr>
+              <w:t>error</w:t>
+            </w:r>
+          </w:p>
+        </w:tc>
+        <w:tc>
+          <w:tcPr>
+            <w:tcW w:type="dxa" w:w="2268"/>
+          </w:tcPr>
+          <w:p>
+            <w:pPr>
+              <w:spacing w:after="0" w:line="264" w:lineRule="auto"/>
+              <w:shd w:val="clear" w:fill="E4EBE8"/>
+            </w:pPr>
+            <w:r>
+              <w:rPr>
+                <w:rFonts w:ascii="Times New Roman" w:hAnsi="Times New Roman" w:eastAsia="宋体"/>
+                <w:b/>
+                <w:i w:val="0"/>
+                <w:sz w:val="17"/>
+              </w:rPr>
+              <w:t>warning</w:t>
+            </w:r>
+          </w:p>
+        </w:tc>
+        <w:tc>
+          <w:tcPr>
+            <w:tcW w:type="dxa" w:w="2268"/>
+          </w:tcPr>
+          <w:p>
+            <w:pPr>
+              <w:spacing w:after="0" w:line="264" w:lineRule="auto"/>
+              <w:shd w:val="clear" w:fill="E4EBE8"/>
+            </w:pPr>
+            <w:r>
+              <w:rPr>
+                <w:rFonts w:ascii="Times New Roman" w:hAnsi="Times New Roman" w:eastAsia="宋体"/>
+                <w:b/>
+                <w:i w:val="0"/>
+                <w:sz w:val="17"/>
+              </w:rPr>
+              <w:t>说明</w:t>
+            </w:r>
+          </w:p>
+        </w:tc>
+      </w:tr>
+      <w:tr>
+        <w:tc>
+          <w:tcPr>
+            <w:tcW w:type="dxa" w:w="2268"/>
+          </w:tcPr>
+          <w:p>
+            <w:pPr>
+              <w:spacing w:after="0" w:line="264" w:lineRule="auto"/>
+            </w:pPr>
+            <w:r>
+              <w:rPr>
+                <w:rFonts w:ascii="Consolas" w:hAnsi="Consolas" w:eastAsia="Consolas"/>
+                <w:b w:val="0"/>
+                <w:i w:val="0"/>
+                <w:sz w:val="16"/>
+              </w:rPr>
+              <w:t>index.html</w:t>
+            </w:r>
+          </w:p>
+        </w:tc>
+        <w:tc>
+          <w:tcPr>
+            <w:tcW w:type="dxa" w:w="2268"/>
+          </w:tcPr>
+          <w:p>
+            <w:pPr>
+              <w:spacing w:after="0" w:line="264" w:lineRule="auto"/>
+            </w:pPr>
+            <w:r>
+              <w:rPr>
+                <w:rFonts w:ascii="Times New Roman" w:hAnsi="Times New Roman" w:eastAsia="宋体"/>
+                <w:b w:val="0"/>
+                <w:i w:val="0"/>
+                <w:sz w:val="17"/>
+              </w:rPr>
+              <w:t>0</w:t>
+            </w:r>
+          </w:p>
+        </w:tc>
+        <w:tc>
+          <w:tcPr>
+            <w:tcW w:type="dxa" w:w="2268"/>
+          </w:tcPr>
+          <w:p>
+            <w:pPr>
+              <w:spacing w:after="0" w:line="264" w:lineRule="auto"/>
+            </w:pPr>
+            <w:r>
+              <w:rPr>
+                <w:rFonts w:ascii="Times New Roman" w:hAnsi="Times New Roman" w:eastAsia="宋体"/>
+                <w:b w:val="0"/>
+                <w:i w:val="0"/>
+                <w:sz w:val="17"/>
+              </w:rPr>
+              <w:t>0</w:t>
+            </w:r>
+          </w:p>
+        </w:tc>
+        <w:tc>
+          <w:tcPr>
+            <w:tcW w:type="dxa" w:w="2268"/>
+          </w:tcPr>
+          <w:p>
+            <w:pPr>
+              <w:spacing w:after="0" w:line="264" w:lineRule="auto"/>
+            </w:pPr>
+            <w:r>
+              <w:rPr>
+                <w:rFonts w:ascii="Times New Roman" w:hAnsi="Times New Roman" w:eastAsia="宋体"/>
+                <w:b w:val="0"/>
+                <w:i w:val="0"/>
+                <w:sz w:val="17"/>
+              </w:rPr>
+              <w:t>首轮即通过</w:t>
+            </w:r>
+          </w:p>
+        </w:tc>
+      </w:tr>
+      <w:tr>
+        <w:tc>
+          <w:tcPr>
+            <w:tcW w:type="dxa" w:w="2268"/>
+          </w:tcPr>
+          <w:p>
+            <w:pPr>
+              <w:spacing w:after="0" w:line="264" w:lineRule="auto"/>
+            </w:pPr>
+            <w:r>
+              <w:rPr>
+                <w:rFonts w:ascii="Consolas" w:hAnsi="Consolas" w:eastAsia="Consolas"/>
+                <w:b w:val="0"/>
+                <w:i w:val="0"/>
+                <w:sz w:val="16"/>
+              </w:rPr>
+              <w:t>facilities.html</w:t>
+            </w:r>
+          </w:p>
+        </w:tc>
+        <w:tc>
+          <w:tcPr>
+            <w:tcW w:type="dxa" w:w="2268"/>
+          </w:tcPr>
+          <w:p>
+            <w:pPr>
+              <w:spacing w:after="0" w:line="264" w:lineRule="auto"/>
+            </w:pPr>
+            <w:r>
+              <w:rPr>
+                <w:rFonts w:ascii="Times New Roman" w:hAnsi="Times New Roman" w:eastAsia="宋体"/>
+                <w:b w:val="0"/>
+                <w:i w:val="0"/>
+                <w:sz w:val="17"/>
+              </w:rPr>
+              <w:t>0</w:t>
+            </w:r>
+          </w:p>
+        </w:tc>
+        <w:tc>
+          <w:tcPr>
+            <w:tcW w:type="dxa" w:w="2268"/>
+          </w:tcPr>
+          <w:p>
+            <w:pPr>
+              <w:spacing w:after="0" w:line="264" w:lineRule="auto"/>
+            </w:pPr>
+            <w:r>
+              <w:rPr>
+                <w:rFonts w:ascii="Times New Roman" w:hAnsi="Times New Roman" w:eastAsia="宋体"/>
+                <w:b w:val="0"/>
+                <w:i w:val="0"/>
+                <w:sz w:val="17"/>
+              </w:rPr>
+              <w:t>0</w:t>
+            </w:r>
+          </w:p>
+        </w:tc>
+        <w:tc>
+          <w:tcPr>
+            <w:tcW w:type="dxa" w:w="2268"/>
+          </w:tcPr>
+          <w:p>
+            <w:pPr>
+              <w:spacing w:after="0" w:line="264" w:lineRule="auto"/>
+            </w:pPr>
+            <w:r>
+              <w:rPr>
+                <w:rFonts w:ascii="Times New Roman" w:hAnsi="Times New Roman" w:eastAsia="宋体"/>
+                <w:b w:val="0"/>
+                <w:i w:val="0"/>
+                <w:sz w:val="17"/>
+              </w:rPr>
+              <w:t xml:space="preserve">首轮 2 个 error：照 Bootstrap 文档在 </w:t>
+            </w:r>
+            <w:r>
+              <w:rPr>
+                <w:rFonts w:ascii="Consolas" w:hAnsi="Consolas" w:eastAsia="Consolas"/>
+                <w:b w:val="0"/>
+                <w:i w:val="0"/>
+                <w:sz w:val="16"/>
+              </w:rPr>
+              <w:t>type="radio"</w:t>
+            </w:r>
+            <w:r>
+              <w:rPr>
+                <w:rFonts w:ascii="Times New Roman" w:hAnsi="Times New Roman" w:eastAsia="宋体"/>
+                <w:b w:val="0"/>
+                <w:i w:val="0"/>
+                <w:sz w:val="17"/>
+              </w:rPr>
+              <w:t xml:space="preserve"> 上写了 </w:t>
+            </w:r>
+            <w:r>
+              <w:rPr>
+                <w:rFonts w:ascii="Consolas" w:hAnsi="Consolas" w:eastAsia="Consolas"/>
+                <w:b w:val="0"/>
+                <w:i w:val="0"/>
+                <w:sz w:val="16"/>
+              </w:rPr>
+              <w:t>autocomplete="off"</w:t>
+            </w:r>
+            <w:r>
+              <w:rPr>
+                <w:rFonts w:ascii="Times New Roman" w:hAnsi="Times New Roman" w:eastAsia="宋体"/>
+                <w:b w:val="0"/>
+                <w:i w:val="0"/>
+                <w:sz w:val="17"/>
+              </w:rPr>
+              <w:t>，规范不允许该属性出现在 radio 上，删掉后通过</w:t>
+            </w:r>
+          </w:p>
+        </w:tc>
+      </w:tr>
+      <w:tr>
+        <w:tc>
+          <w:tcPr>
+            <w:tcW w:type="dxa" w:w="2268"/>
+          </w:tcPr>
+          <w:p>
+            <w:pPr>
+              <w:spacing w:after="0" w:line="264" w:lineRule="auto"/>
+            </w:pPr>
+            <w:r>
+              <w:rPr>
+                <w:rFonts w:ascii="Consolas" w:hAnsi="Consolas" w:eastAsia="Consolas"/>
+                <w:b w:val="0"/>
+                <w:i w:val="0"/>
+                <w:sz w:val="16"/>
+              </w:rPr>
+              <w:t>statistics.html</w:t>
+            </w:r>
+          </w:p>
+        </w:tc>
+        <w:tc>
+          <w:tcPr>
+            <w:tcW w:type="dxa" w:w="2268"/>
+          </w:tcPr>
+          <w:p>
+            <w:pPr>
+              <w:spacing w:after="0" w:line="264" w:lineRule="auto"/>
+            </w:pPr>
+            <w:r>
+              <w:rPr>
+                <w:rFonts w:ascii="Times New Roman" w:hAnsi="Times New Roman" w:eastAsia="宋体"/>
+                <w:b w:val="0"/>
+                <w:i w:val="0"/>
+                <w:sz w:val="17"/>
+              </w:rPr>
+              <w:t>0</w:t>
+            </w:r>
+          </w:p>
+        </w:tc>
+        <w:tc>
+          <w:tcPr>
+            <w:tcW w:type="dxa" w:w="2268"/>
+          </w:tcPr>
+          <w:p>
+            <w:pPr>
+              <w:spacing w:after="0" w:line="264" w:lineRule="auto"/>
+            </w:pPr>
+            <w:r>
+              <w:rPr>
+                <w:rFonts w:ascii="Times New Roman" w:hAnsi="Times New Roman" w:eastAsia="宋体"/>
+                <w:b w:val="0"/>
+                <w:i w:val="0"/>
+                <w:sz w:val="17"/>
+              </w:rPr>
+              <w:t>0</w:t>
+            </w:r>
+          </w:p>
+        </w:tc>
+        <w:tc>
+          <w:tcPr>
+            <w:tcW w:type="dxa" w:w="2268"/>
+          </w:tcPr>
+          <w:p>
+            <w:pPr>
+              <w:spacing w:after="0" w:line="264" w:lineRule="auto"/>
+            </w:pPr>
+            <w:r>
+              <w:rPr>
+                <w:rFonts w:ascii="Times New Roman" w:hAnsi="Times New Roman" w:eastAsia="宋体"/>
+                <w:b w:val="0"/>
+                <w:i w:val="0"/>
+                <w:sz w:val="17"/>
+              </w:rPr>
+              <w:t>首轮即通过</w:t>
+            </w:r>
+          </w:p>
+        </w:tc>
+      </w:tr>
+      <w:tr>
+        <w:tc>
+          <w:tcPr>
+            <w:tcW w:type="dxa" w:w="2268"/>
+          </w:tcPr>
+          <w:p>
+            <w:pPr>
+              <w:spacing w:after="0" w:line="264" w:lineRule="auto"/>
+            </w:pPr>
+            <w:r>
+              <w:rPr>
+                <w:rFonts w:ascii="Consolas" w:hAnsi="Consolas" w:eastAsia="Consolas"/>
+                <w:b w:val="0"/>
+                <w:i w:val="0"/>
+                <w:sz w:val="16"/>
+              </w:rPr>
+              <w:t>venue-3d.html</w:t>
+            </w:r>
+          </w:p>
+        </w:tc>
+        <w:tc>
+          <w:tcPr>
+            <w:tcW w:type="dxa" w:w="2268"/>
+          </w:tcPr>
+          <w:p>
+            <w:pPr>
+              <w:spacing w:after="0" w:line="264" w:lineRule="auto"/>
+            </w:pPr>
+            <w:r>
+              <w:rPr>
+                <w:rFonts w:ascii="Times New Roman" w:hAnsi="Times New Roman" w:eastAsia="宋体"/>
+                <w:b w:val="0"/>
+                <w:i w:val="0"/>
+                <w:sz w:val="17"/>
+              </w:rPr>
+              <w:t>0</w:t>
+            </w:r>
+          </w:p>
+        </w:tc>
+        <w:tc>
+          <w:tcPr>
+            <w:tcW w:type="dxa" w:w="2268"/>
+          </w:tcPr>
+          <w:p>
+            <w:pPr>
+              <w:spacing w:after="0" w:line="264" w:lineRule="auto"/>
+            </w:pPr>
+            <w:r>
+              <w:rPr>
+                <w:rFonts w:ascii="Times New Roman" w:hAnsi="Times New Roman" w:eastAsia="宋体"/>
+                <w:b w:val="0"/>
+                <w:i w:val="0"/>
+                <w:sz w:val="17"/>
+              </w:rPr>
+              <w:t>0</w:t>
+            </w:r>
+          </w:p>
+        </w:tc>
+        <w:tc>
+          <w:tcPr>
+            <w:tcW w:type="dxa" w:w="2268"/>
+          </w:tcPr>
+          <w:p>
+            <w:pPr>
+              <w:spacing w:after="0" w:line="264" w:lineRule="auto"/>
+            </w:pPr>
+            <w:r>
+              <w:rPr>
+                <w:rFonts w:ascii="Times New Roman" w:hAnsi="Times New Roman" w:eastAsia="宋体"/>
+                <w:b w:val="0"/>
+                <w:i w:val="0"/>
+                <w:sz w:val="17"/>
+              </w:rPr>
+              <w:t>首轮即通过</w:t>
+            </w:r>
+          </w:p>
+        </w:tc>
+      </w:tr>
+    </w:tbl>
+    <w:p>
+      <w:pPr>
+        <w:spacing w:after="40"/>
+      </w:pPr>
+    </w:p>
+    <w:p>
+      <w:pPr>
+        <w:spacing w:after="80" w:line="307" w:lineRule="auto"/>
+        <w:jc w:val="both"/>
+      </w:pPr>
+      <w:r>
+        <w:rPr>
+          <w:rFonts w:ascii="Times New Roman" w:hAnsi="Times New Roman" w:eastAsia="宋体"/>
+          <w:b/>
+          <w:i w:val="0"/>
+          <w:color w:val="B05A00"/>
+          <w:sz w:val="21"/>
+        </w:rPr>
+        <w:t>【截图待补：40-W3C校验-四个页面.png】</w:t>
       </w:r>
     </w:p>
     <w:p>

--- a/docs/期末大作业报告.docx
+++ b/docs/期末大作业报告.docx
@@ -17252,12 +17252,12 @@
             </w:pPr>
             <w:r>
               <w:rPr>
-                <w:rFonts w:ascii="Times New Roman" w:hAnsi="Times New Roman" w:eastAsia="宋体"/>
-                <w:b w:val="0"/>
-                <w:i w:val="0"/>
-                <w:sz w:val="17"/>
-              </w:rPr>
-              <w:t>（后续）</w:t>
+                <w:rFonts w:ascii="Consolas" w:hAnsi="Consolas" w:eastAsia="Consolas"/>
+                <w:b w:val="0"/>
+                <w:i w:val="0"/>
+                <w:sz w:val="16"/>
+              </w:rPr>
+              <w:t>bf544b4</w:t>
             </w:r>
           </w:p>
         </w:tc>
@@ -17276,7 +17276,87 @@
                 <w:i w:val="0"/>
                 <w:sz w:val="17"/>
               </w:rPr>
-              <w:t>报告与截图、W3C 校验结果</w:t>
+              <w:t>期末大作业报告：按作业七部分逐条作答（Markdown 与 Word 双版）</w:t>
+            </w:r>
+          </w:p>
+        </w:tc>
+      </w:tr>
+      <w:tr>
+        <w:tc>
+          <w:tcPr>
+            <w:tcW w:type="dxa" w:w="4536"/>
+          </w:tcPr>
+          <w:p>
+            <w:pPr>
+              <w:spacing w:after="0" w:line="264" w:lineRule="auto"/>
+            </w:pPr>
+            <w:r>
+              <w:rPr>
+                <w:rFonts w:ascii="Consolas" w:hAnsi="Consolas" w:eastAsia="Consolas"/>
+                <w:b w:val="0"/>
+                <w:i w:val="0"/>
+                <w:sz w:val="16"/>
+              </w:rPr>
+              <w:t>a0a8142</w:t>
+            </w:r>
+          </w:p>
+        </w:tc>
+        <w:tc>
+          <w:tcPr>
+            <w:tcW w:type="dxa" w:w="4536"/>
+          </w:tcPr>
+          <w:p>
+            <w:pPr>
+              <w:spacing w:after="0" w:line="264" w:lineRule="auto"/>
+            </w:pPr>
+            <w:r>
+              <w:rPr>
+                <w:rFonts w:ascii="Times New Roman" w:hAnsi="Times New Roman" w:eastAsia="宋体"/>
+                <w:b w:val="0"/>
+                <w:i w:val="0"/>
+                <w:sz w:val="17"/>
+              </w:rPr>
+              <w:t>修正 W3C 校验结果与用例计数：四页 0 error／0 warning，测试记录统一为 34 条</w:t>
+            </w:r>
+          </w:p>
+        </w:tc>
+      </w:tr>
+      <w:tr>
+        <w:tc>
+          <w:tcPr>
+            <w:tcW w:type="dxa" w:w="4536"/>
+          </w:tcPr>
+          <w:p>
+            <w:pPr>
+              <w:spacing w:after="0" w:line="264" w:lineRule="auto"/>
+            </w:pPr>
+            <w:r>
+              <w:rPr>
+                <w:rFonts w:ascii="Times New Roman" w:hAnsi="Times New Roman" w:eastAsia="宋体"/>
+                <w:b w:val="0"/>
+                <w:i w:val="0"/>
+                <w:sz w:val="17"/>
+              </w:rPr>
+              <w:t>（其后）</w:t>
+            </w:r>
+          </w:p>
+        </w:tc>
+        <w:tc>
+          <w:tcPr>
+            <w:tcW w:type="dxa" w:w="4536"/>
+          </w:tcPr>
+          <w:p>
+            <w:pPr>
+              <w:spacing w:after="0" w:line="264" w:lineRule="auto"/>
+            </w:pPr>
+            <w:r>
+              <w:rPr>
+                <w:rFonts w:ascii="Times New Roman" w:hAnsi="Times New Roman" w:eastAsia="宋体"/>
+                <w:b w:val="0"/>
+                <w:i w:val="0"/>
+                <w:sz w:val="17"/>
+              </w:rPr>
+              <w:t>报告与截图定稿、真机 375px 复核对应的提交</w:t>
             </w:r>
           </w:p>
         </w:tc>

--- a/docs/期末大作业报告.docx
+++ b/docs/期末大作业报告.docx
@@ -740,7 +740,7 @@
           <w:i w:val="0"/>
           <w:sz w:val="32"/>
         </w:rPr>
-        <w:t>期末大作业报告正文</w:t>
+        <w:t>软件开发综合实践 · 期末大作业报告</w:t>
       </w:r>
     </w:p>
     <w:p>
@@ -751,12 +751,42 @@
       <w:r>
         <w:rPr>
           <w:rFonts w:ascii="Times New Roman" w:hAnsi="Times New Roman" w:eastAsia="宋体"/>
+          <w:b w:val="0"/>
+          <w:i w:val="0"/>
+          <w:sz w:val="21"/>
+        </w:rPr>
+        <w:t>学号：20251060150　姓名：李偲钿　班级：4 班　年级／专业：＿＿＿＿＿＿＿＿　任课教师：＿＿＿＿＿＿　日期：2026 年 9 月 19 日</w:t>
+      </w:r>
+    </w:p>
+    <w:p>
+      <w:pPr>
+        <w:spacing w:after="80" w:line="307" w:lineRule="auto"/>
+        <w:jc w:val="both"/>
+      </w:pPr>
+      <w:r>
+        <w:rPr>
+          <w:rFonts w:ascii="Times New Roman" w:hAnsi="Times New Roman" w:eastAsia="宋体"/>
+          <w:b w:val="0"/>
+          <w:i w:val="0"/>
+          <w:sz w:val="21"/>
+        </w:rPr>
+        <w:t>统一题目：校园公共信息与数据展示中心　｜　选题：校园运动场馆信息与数据展示中心　｜　远程仓库：https://github.com/TWBB-hope/homeworkfinal</w:t>
+      </w:r>
+    </w:p>
+    <w:p>
+      <w:pPr>
+        <w:spacing w:after="80" w:line="307" w:lineRule="auto"/>
+        <w:jc w:val="both"/>
+      </w:pPr>
+      <w:r>
+        <w:rPr>
+          <w:rFonts w:ascii="Times New Roman" w:hAnsi="Times New Roman" w:eastAsia="宋体"/>
           <w:b/>
           <w:i w:val="0"/>
           <w:color w:val="B05A00"/>
           <w:sz w:val="21"/>
         </w:rPr>
-        <w:t>以下按作业要求的七个部分逐条作答。截图位置以【截图待补：文件名】标出，命名与拍摄要求见仓库 screenshots/README.md。</w:t>
+        <w:t>以下按作业要求的七个部分逐条作答，末尾的"附一／附二"沿用课堂进度报告的写法补上收获总结、问题解决过程与工具出处。截图位置以【截图待补：文件名】标出，命名与拍摄要求见仓库 screenshots/README.md。</w:t>
       </w:r>
     </w:p>
     <w:p>
@@ -1488,7 +1518,7 @@
                 <w:i w:val="0"/>
                 <w:sz w:val="17"/>
               </w:rPr>
-              <w:t>当前状态</w:t>
+              <w:t>完成情况</w:t>
             </w:r>
           </w:p>
         </w:tc>
@@ -1594,7 +1624,7 @@
                 <w:i w:val="0"/>
                 <w:sz w:val="17"/>
               </w:rPr>
-              <w:t>完成</w:t>
+              <w:t>■已完成　□部分完成　□未完成</w:t>
             </w:r>
           </w:p>
         </w:tc>
@@ -1700,7 +1730,7 @@
                 <w:i w:val="0"/>
                 <w:sz w:val="17"/>
               </w:rPr>
-              <w:t>完成</w:t>
+              <w:t>■已完成　□部分完成　□未完成</w:t>
             </w:r>
           </w:p>
         </w:tc>
@@ -1842,7 +1872,7 @@
                 <w:i w:val="0"/>
                 <w:sz w:val="17"/>
               </w:rPr>
-              <w:t>完成</w:t>
+              <w:t>■已完成　□部分完成　□未完成</w:t>
             </w:r>
           </w:p>
         </w:tc>
@@ -1966,7 +1996,7 @@
                 <w:i w:val="0"/>
                 <w:sz w:val="17"/>
               </w:rPr>
-              <w:t>完成</w:t>
+              <w:t>■已完成　□部分完成　□未完成</w:t>
             </w:r>
           </w:p>
         </w:tc>
@@ -2063,7 +2093,7 @@
                 <w:i w:val="0"/>
                 <w:sz w:val="17"/>
               </w:rPr>
-              <w:t>完成</w:t>
+              <w:t>■已完成　□部分完成　□未完成</w:t>
             </w:r>
           </w:p>
         </w:tc>
@@ -2160,7 +2190,7 @@
                 <w:i w:val="0"/>
                 <w:sz w:val="17"/>
               </w:rPr>
-              <w:t>完成</w:t>
+              <w:t>■已完成　□部分完成　□未完成</w:t>
             </w:r>
           </w:p>
         </w:tc>
@@ -2257,7 +2287,7 @@
                 <w:i w:val="0"/>
                 <w:sz w:val="17"/>
               </w:rPr>
-              <w:t>完成</w:t>
+              <w:t>■已完成　□部分完成　□未完成</w:t>
             </w:r>
           </w:p>
         </w:tc>
@@ -2354,7 +2384,7 @@
                 <w:i w:val="0"/>
                 <w:sz w:val="17"/>
               </w:rPr>
-              <w:t>完成</w:t>
+              <w:t>■已完成　□部分完成　□未完成</w:t>
             </w:r>
           </w:p>
         </w:tc>
@@ -2469,7 +2499,7 @@
                 <w:i w:val="0"/>
                 <w:sz w:val="17"/>
               </w:rPr>
-              <w:t>完成</w:t>
+              <w:t>■已完成　□部分完成　□未完成</w:t>
             </w:r>
           </w:p>
         </w:tc>
@@ -2584,7 +2614,7 @@
                 <w:i w:val="0"/>
                 <w:sz w:val="17"/>
               </w:rPr>
-              <w:t>完成</w:t>
+              <w:t>■已完成　□部分完成　□未完成</w:t>
             </w:r>
           </w:p>
         </w:tc>
@@ -2681,7 +2711,7 @@
                 <w:i w:val="0"/>
                 <w:sz w:val="17"/>
               </w:rPr>
-              <w:t>完成</w:t>
+              <w:t>■已完成　□部分完成　□未完成</w:t>
             </w:r>
           </w:p>
         </w:tc>
@@ -2778,7 +2808,7 @@
                 <w:i w:val="0"/>
                 <w:sz w:val="17"/>
               </w:rPr>
-              <w:t>完成</w:t>
+              <w:t>■已完成　□部分完成　□未完成</w:t>
             </w:r>
           </w:p>
         </w:tc>
@@ -2875,7 +2905,7 @@
                 <w:i w:val="0"/>
                 <w:sz w:val="17"/>
               </w:rPr>
-              <w:t>完成</w:t>
+              <w:t>■已完成　□部分完成　□未完成</w:t>
             </w:r>
           </w:p>
         </w:tc>
@@ -2972,7 +3002,7 @@
                 <w:i w:val="0"/>
                 <w:sz w:val="17"/>
               </w:rPr>
-              <w:t>完成（待补截图）</w:t>
+              <w:t>□已完成　■部分完成　□未完成</w:t>
             </w:r>
           </w:p>
         </w:tc>
@@ -3065,20 +3095,11 @@
             <w:r>
               <w:rPr>
                 <w:rFonts w:ascii="Times New Roman" w:hAnsi="Times New Roman" w:eastAsia="宋体"/>
-                <w:b/>
-                <w:i w:val="0"/>
-                <w:sz w:val="17"/>
-              </w:rPr>
-              <w:t>待补</w:t>
-            </w:r>
-            <w:r>
-              <w:rPr>
-                <w:rFonts w:ascii="Times New Roman" w:hAnsi="Times New Roman" w:eastAsia="宋体"/>
-                <w:b w:val="0"/>
-                <w:i w:val="0"/>
-                <w:sz w:val="17"/>
-              </w:rPr>
-              <w:t>（下课前完成）</w:t>
+                <w:b w:val="0"/>
+                <w:i w:val="0"/>
+                <w:sz w:val="17"/>
+              </w:rPr>
+              <w:t>□已完成　■部分完成　□未完成</w:t>
             </w:r>
           </w:p>
         </w:tc>
@@ -3175,7 +3196,7 @@
                 <w:i w:val="0"/>
                 <w:sz w:val="17"/>
               </w:rPr>
-              <w:t xml:space="preserve">完成：首轮 facilities.html 报 2 个 error（radio 上的 </w:t>
+              <w:t xml:space="preserve">■已完成　□部分完成　□未完成（首轮 facilities.html 报 2 个 error：radio 上的 </w:t>
             </w:r>
             <w:r>
               <w:rPr>
@@ -3193,7 +3214,7 @@
                 <w:i w:val="0"/>
                 <w:sz w:val="17"/>
               </w:rPr>
-              <w:t>），删除后四页 0 error／0 warning</w:t>
+              <w:t xml:space="preserve"> 不被规范允许，删除后四页 0 error／0 warning）</w:t>
             </w:r>
           </w:p>
         </w:tc>
@@ -3286,20 +3307,11 @@
             <w:r>
               <w:rPr>
                 <w:rFonts w:ascii="Times New Roman" w:hAnsi="Times New Roman" w:eastAsia="宋体"/>
-                <w:b/>
-                <w:i w:val="0"/>
-                <w:sz w:val="17"/>
-              </w:rPr>
-              <w:t>待做</w:t>
-            </w:r>
-            <w:r>
-              <w:rPr>
-                <w:rFonts w:ascii="Times New Roman" w:hAnsi="Times New Roman" w:eastAsia="宋体"/>
-                <w:b w:val="0"/>
-                <w:i w:val="0"/>
-                <w:sz w:val="17"/>
-              </w:rPr>
-              <w:t>（需真机或设备模拟截图）</w:t>
+                <w:b w:val="0"/>
+                <w:i w:val="0"/>
+                <w:sz w:val="17"/>
+              </w:rPr>
+              <w:t>□已完成　■部分完成　□未完成</w:t>
             </w:r>
           </w:p>
         </w:tc>
@@ -3309,6 +3321,69 @@
       <w:pPr>
         <w:spacing w:after="40"/>
       </w:pPr>
+    </w:p>
+    <w:p>
+      <w:pPr>
+        <w:spacing w:after="80" w:line="307" w:lineRule="auto"/>
+        <w:jc w:val="both"/>
+      </w:pPr>
+      <w:r>
+        <w:rPr>
+          <w:rFonts w:ascii="Times New Roman" w:hAnsi="Times New Roman" w:eastAsia="宋体"/>
+          <w:b w:val="0"/>
+          <w:i w:val="0"/>
+          <w:sz w:val="21"/>
+        </w:rPr>
+        <w:t>本报告所记录的过程与代码为本人独立完成；本人能够解释报告中全部代码，无法解释或无法现场修改的代码不作为有效学习产出。你是否确认此声明：（　A　）</w:t>
+      </w:r>
+    </w:p>
+    <w:p>
+      <w:pPr>
+        <w:spacing w:after="80" w:line="307" w:lineRule="auto"/>
+        <w:jc w:val="both"/>
+      </w:pPr>
+      <w:r>
+        <w:rPr>
+          <w:rFonts w:ascii="Times New Roman" w:hAnsi="Times New Roman" w:eastAsia="宋体"/>
+          <w:b w:val="0"/>
+          <w:i w:val="0"/>
+          <w:sz w:val="21"/>
+        </w:rPr>
+        <w:t>A．确认，本人承诺声明属实　　　　B．不确认</w:t>
+      </w:r>
+    </w:p>
+    <w:p>
+      <w:pPr>
+        <w:spacing w:after="80" w:line="307" w:lineRule="auto"/>
+        <w:jc w:val="both"/>
+      </w:pPr>
+      <w:r>
+        <w:rPr>
+          <w:rFonts w:ascii="Times New Roman" w:hAnsi="Times New Roman" w:eastAsia="宋体"/>
+          <w:b w:val="0"/>
+          <w:i w:val="0"/>
+          <w:sz w:val="21"/>
+        </w:rPr>
+        <w:t xml:space="preserve">未完成项说明：T14～T17 中"补截图""真机 375px 复核"两项为收尾工作，代码本身已完成，计划在验收前补齐（命名与拍摄要求见 </w:t>
+      </w:r>
+      <w:r>
+        <w:rPr>
+          <w:rFonts w:ascii="Consolas" w:hAnsi="Consolas" w:eastAsia="Consolas"/>
+          <w:b w:val="0"/>
+          <w:i w:val="0"/>
+          <w:sz w:val="20"/>
+        </w:rPr>
+        <w:t>screenshots/README.md</w:t>
+      </w:r>
+      <w:r>
+        <w:rPr>
+          <w:rFonts w:ascii="Times New Roman" w:hAnsi="Times New Roman" w:eastAsia="宋体"/>
+          <w:b w:val="0"/>
+          <w:i w:val="0"/>
+          <w:sz w:val="21"/>
+        </w:rPr>
+        <w:t>）。</w:t>
+      </w:r>
     </w:p>
     <w:p>
       <w:pPr>
@@ -5245,6 +5320,560 @@
                 <w:sz w:val="16"/>
               </w:rPr>
               <w:t>slotBookings</w:t>
+            </w:r>
+          </w:p>
+        </w:tc>
+      </w:tr>
+    </w:tbl>
+    <w:p>
+      <w:pPr>
+        <w:spacing w:after="40"/>
+      </w:pPr>
+    </w:p>
+    <w:p>
+      <w:pPr>
+        <w:spacing w:after="80" w:line="307" w:lineRule="auto"/>
+        <w:jc w:val="both"/>
+      </w:pPr>
+      <w:r>
+        <w:rPr>
+          <w:rFonts w:ascii="Times New Roman" w:hAnsi="Times New Roman" w:eastAsia="宋体"/>
+          <w:b/>
+          <w:i w:val="0"/>
+          <w:sz w:val="21"/>
+        </w:rPr>
+        <w:t xml:space="preserve">结构说明（以 </w:t>
+      </w:r>
+      <w:r>
+        <w:rPr>
+          <w:rFonts w:ascii="Consolas" w:hAnsi="Consolas" w:eastAsia="Consolas"/>
+          <w:b/>
+          <w:i w:val="0"/>
+          <w:sz w:val="21"/>
+        </w:rPr>
+        <w:t>facilities.html</w:t>
+      </w:r>
+      <w:r>
+        <w:rPr>
+          <w:rFonts w:ascii="Times New Roman" w:hAnsi="Times New Roman" w:eastAsia="宋体"/>
+          <w:b/>
+          <w:i w:val="0"/>
+          <w:sz w:val="21"/>
+        </w:rPr>
+        <w:t xml:space="preserve"> 为例，其余三页同一套写法）</w:t>
+      </w:r>
+    </w:p>
+    <w:tbl>
+      <w:tblPr>
+        <w:tblW w:type="auto" w:w="0"/>
+        <w:jc w:val="center"/>
+        <w:tblLook w:firstColumn="1" w:firstRow="1" w:lastColumn="0" w:lastRow="0" w:noHBand="0" w:noVBand="1" w:val="04A0"/>
+        <w:tblBorders>
+          <w:top w:val="single" w:sz="4" w:color="A9B7B3"/>
+          <w:left w:val="single" w:sz="4" w:color="A9B7B3"/>
+          <w:bottom w:val="single" w:sz="4" w:color="A9B7B3"/>
+          <w:right w:val="single" w:sz="4" w:color="A9B7B3"/>
+          <w:insideH w:val="single" w:sz="4" w:color="A9B7B3"/>
+          <w:insideV w:val="single" w:sz="4" w:color="A9B7B3"/>
+        </w:tblBorders>
+      </w:tblPr>
+      <w:tblGrid>
+        <w:gridCol w:w="4536"/>
+        <w:gridCol w:w="4536"/>
+      </w:tblGrid>
+      <w:tr>
+        <w:tc>
+          <w:tcPr>
+            <w:tcW w:type="dxa" w:w="4536"/>
+          </w:tcPr>
+          <w:p>
+            <w:pPr>
+              <w:spacing w:after="0" w:line="264" w:lineRule="auto"/>
+              <w:shd w:val="clear" w:fill="E4EBE8"/>
+            </w:pPr>
+            <w:r>
+              <w:rPr>
+                <w:rFonts w:ascii="Times New Roman" w:hAnsi="Times New Roman" w:eastAsia="宋体"/>
+                <w:b/>
+                <w:i w:val="0"/>
+                <w:sz w:val="17"/>
+              </w:rPr>
+              <w:t>页面区块（语义化元素）</w:t>
+            </w:r>
+          </w:p>
+        </w:tc>
+        <w:tc>
+          <w:tcPr>
+            <w:tcW w:type="dxa" w:w="4536"/>
+          </w:tcPr>
+          <w:p>
+            <w:pPr>
+              <w:spacing w:after="0" w:line="264" w:lineRule="auto"/>
+              <w:shd w:val="clear" w:fill="E4EBE8"/>
+            </w:pPr>
+            <w:r>
+              <w:rPr>
+                <w:rFonts w:ascii="Times New Roman" w:hAnsi="Times New Roman" w:eastAsia="宋体"/>
+                <w:b/>
+                <w:i w:val="0"/>
+                <w:sz w:val="17"/>
+              </w:rPr>
+              <w:t>该区块放置的内容</w:t>
+            </w:r>
+          </w:p>
+        </w:tc>
+      </w:tr>
+      <w:tr>
+        <w:tc>
+          <w:tcPr>
+            <w:tcW w:type="dxa" w:w="4536"/>
+          </w:tcPr>
+          <w:p>
+            <w:pPr>
+              <w:spacing w:after="0" w:line="264" w:lineRule="auto"/>
+            </w:pPr>
+            <w:r>
+              <w:rPr>
+                <w:rFonts w:ascii="Consolas" w:hAnsi="Consolas" w:eastAsia="Consolas"/>
+                <w:b w:val="0"/>
+                <w:i w:val="0"/>
+                <w:sz w:val="16"/>
+              </w:rPr>
+              <w:t>&lt;a class="skip-link"&gt;</w:t>
+            </w:r>
+          </w:p>
+        </w:tc>
+        <w:tc>
+          <w:tcPr>
+            <w:tcW w:type="dxa" w:w="4536"/>
+          </w:tcPr>
+          <w:p>
+            <w:pPr>
+              <w:spacing w:after="0" w:line="264" w:lineRule="auto"/>
+            </w:pPr>
+            <w:r>
+              <w:rPr>
+                <w:rFonts w:ascii="Times New Roman" w:hAnsi="Times New Roman" w:eastAsia="宋体"/>
+                <w:b w:val="0"/>
+                <w:i w:val="0"/>
+                <w:sz w:val="17"/>
+              </w:rPr>
+              <w:t>键盘用户"跳到主要内容"的隐藏链接，获得焦点时可见</w:t>
+            </w:r>
+          </w:p>
+        </w:tc>
+      </w:tr>
+      <w:tr>
+        <w:tc>
+          <w:tcPr>
+            <w:tcW w:type="dxa" w:w="4536"/>
+          </w:tcPr>
+          <w:p>
+            <w:pPr>
+              <w:spacing w:after="0" w:line="264" w:lineRule="auto"/>
+            </w:pPr>
+            <w:r>
+              <w:rPr>
+                <w:rFonts w:ascii="Consolas" w:hAnsi="Consolas" w:eastAsia="Consolas"/>
+                <w:b w:val="0"/>
+                <w:i w:val="0"/>
+                <w:sz w:val="16"/>
+              </w:rPr>
+              <w:t>&lt;header&gt;&lt;nav aria-label="主导航"&gt;</w:t>
+            </w:r>
+          </w:p>
+        </w:tc>
+        <w:tc>
+          <w:tcPr>
+            <w:tcW w:type="dxa" w:w="4536"/>
+          </w:tcPr>
+          <w:p>
+            <w:pPr>
+              <w:spacing w:after="0" w:line="264" w:lineRule="auto"/>
+            </w:pPr>
+            <w:r>
+              <w:rPr>
+                <w:rFonts w:ascii="Times New Roman" w:hAnsi="Times New Roman" w:eastAsia="宋体"/>
+                <w:b w:val="0"/>
+                <w:i w:val="0"/>
+                <w:sz w:val="17"/>
+              </w:rPr>
+              <w:t xml:space="preserve">品牌名、四个页面入口（当前页 </w:t>
+            </w:r>
+            <w:r>
+              <w:rPr>
+                <w:rFonts w:ascii="Consolas" w:hAnsi="Consolas" w:eastAsia="Consolas"/>
+                <w:b w:val="0"/>
+                <w:i w:val="0"/>
+                <w:sz w:val="16"/>
+              </w:rPr>
+              <w:t>active</w:t>
+            </w:r>
+            <w:r>
+              <w:rPr>
+                <w:rFonts w:ascii="Times New Roman" w:hAnsi="Times New Roman" w:eastAsia="宋体"/>
+                <w:b w:val="0"/>
+                <w:i w:val="0"/>
+                <w:sz w:val="17"/>
+              </w:rPr>
+              <w:t>＋</w:t>
+            </w:r>
+            <w:r>
+              <w:rPr>
+                <w:rFonts w:ascii="Consolas" w:hAnsi="Consolas" w:eastAsia="Consolas"/>
+                <w:b w:val="0"/>
+                <w:i w:val="0"/>
+                <w:sz w:val="16"/>
+              </w:rPr>
+              <w:t>aria-current</w:t>
+            </w:r>
+            <w:r>
+              <w:rPr>
+                <w:rFonts w:ascii="Times New Roman" w:hAnsi="Times New Roman" w:eastAsia="宋体"/>
+                <w:b w:val="0"/>
+                <w:i w:val="0"/>
+                <w:sz w:val="17"/>
+              </w:rPr>
+              <w:t>）、数据状态文字</w:t>
+            </w:r>
+          </w:p>
+        </w:tc>
+      </w:tr>
+      <w:tr>
+        <w:tc>
+          <w:tcPr>
+            <w:tcW w:type="dxa" w:w="4536"/>
+          </w:tcPr>
+          <w:p>
+            <w:pPr>
+              <w:spacing w:after="0" w:line="264" w:lineRule="auto"/>
+            </w:pPr>
+            <w:r>
+              <w:rPr>
+                <w:rFonts w:ascii="Consolas" w:hAnsi="Consolas" w:eastAsia="Consolas"/>
+                <w:b w:val="0"/>
+                <w:i w:val="0"/>
+                <w:sz w:val="16"/>
+              </w:rPr>
+              <w:t>&lt;main&gt;</w:t>
+            </w:r>
+            <w:r>
+              <w:rPr>
+                <w:rFonts w:ascii="Times New Roman" w:hAnsi="Times New Roman" w:eastAsia="宋体"/>
+                <w:b w:val="0"/>
+                <w:i w:val="0"/>
+                <w:sz w:val="17"/>
+              </w:rPr>
+              <w:t xml:space="preserve"> → </w:t>
+            </w:r>
+            <w:r>
+              <w:rPr>
+                <w:rFonts w:ascii="Consolas" w:hAnsi="Consolas" w:eastAsia="Consolas"/>
+                <w:b w:val="0"/>
+                <w:i w:val="0"/>
+                <w:sz w:val="16"/>
+              </w:rPr>
+              <w:t>&lt;h1&gt;</w:t>
+            </w:r>
+            <w:r>
+              <w:rPr>
+                <w:rFonts w:ascii="Times New Roman" w:hAnsi="Times New Roman" w:eastAsia="宋体"/>
+                <w:b w:val="0"/>
+                <w:i w:val="0"/>
+                <w:sz w:val="17"/>
+              </w:rPr>
+              <w:t>＋说明段</w:t>
+            </w:r>
+          </w:p>
+        </w:tc>
+        <w:tc>
+          <w:tcPr>
+            <w:tcW w:type="dxa" w:w="4536"/>
+          </w:tcPr>
+          <w:p>
+            <w:pPr>
+              <w:spacing w:after="0" w:line="264" w:lineRule="auto"/>
+            </w:pPr>
+            <w:r>
+              <w:rPr>
+                <w:rFonts w:ascii="Times New Roman" w:hAnsi="Times New Roman" w:eastAsia="宋体"/>
+                <w:b w:val="0"/>
+                <w:i w:val="0"/>
+                <w:sz w:val="17"/>
+              </w:rPr>
+              <w:t>页面标题"场馆查询与预约"与一句话用法提示</w:t>
+            </w:r>
+          </w:p>
+        </w:tc>
+      </w:tr>
+      <w:tr>
+        <w:tc>
+          <w:tcPr>
+            <w:tcW w:type="dxa" w:w="4536"/>
+          </w:tcPr>
+          <w:p>
+            <w:pPr>
+              <w:spacing w:after="0" w:line="264" w:lineRule="auto"/>
+            </w:pPr>
+            <w:r>
+              <w:rPr>
+                <w:rFonts w:ascii="Consolas" w:hAnsi="Consolas" w:eastAsia="Consolas"/>
+                <w:b w:val="0"/>
+                <w:i w:val="0"/>
+                <w:sz w:val="16"/>
+              </w:rPr>
+              <w:t>&lt;section aria-labelledby="queryTitle"&gt;</w:t>
+            </w:r>
+            <w:r>
+              <w:rPr>
+                <w:rFonts w:ascii="Times New Roman" w:hAnsi="Times New Roman" w:eastAsia="宋体"/>
+                <w:b w:val="0"/>
+                <w:i w:val="0"/>
+                <w:sz w:val="17"/>
+              </w:rPr>
+              <w:t xml:space="preserve"> → </w:t>
+            </w:r>
+            <w:r>
+              <w:rPr>
+                <w:rFonts w:ascii="Consolas" w:hAnsi="Consolas" w:eastAsia="Consolas"/>
+                <w:b w:val="0"/>
+                <w:i w:val="0"/>
+                <w:sz w:val="16"/>
+              </w:rPr>
+              <w:t>&lt;form id="queryForm"&gt;</w:t>
+            </w:r>
+          </w:p>
+        </w:tc>
+        <w:tc>
+          <w:tcPr>
+            <w:tcW w:type="dxa" w:w="4536"/>
+          </w:tcPr>
+          <w:p>
+            <w:pPr>
+              <w:spacing w:after="0" w:line="264" w:lineRule="auto"/>
+            </w:pPr>
+            <w:r>
+              <w:rPr>
+                <w:rFonts w:ascii="Times New Roman" w:hAnsi="Times New Roman" w:eastAsia="宋体"/>
+                <w:b w:val="0"/>
+                <w:i w:val="0"/>
+                <w:sz w:val="17"/>
+              </w:rPr>
+              <w:t>七项查询条件（类型／校区／拥挤度／预约方式／排序／关键字／剩余名额下限）＋清空按钮＋条件回显</w:t>
+            </w:r>
+          </w:p>
+        </w:tc>
+      </w:tr>
+      <w:tr>
+        <w:tc>
+          <w:tcPr>
+            <w:tcW w:type="dxa" w:w="4536"/>
+          </w:tcPr>
+          <w:p>
+            <w:pPr>
+              <w:spacing w:after="0" w:line="264" w:lineRule="auto"/>
+            </w:pPr>
+            <w:r>
+              <w:rPr>
+                <w:rFonts w:ascii="Times New Roman" w:hAnsi="Times New Roman" w:eastAsia="宋体"/>
+                <w:b w:val="0"/>
+                <w:i w:val="0"/>
+                <w:sz w:val="17"/>
+              </w:rPr>
+              <w:t xml:space="preserve">同 section 内 </w:t>
+            </w:r>
+            <w:r>
+              <w:rPr>
+                <w:rFonts w:ascii="Consolas" w:hAnsi="Consolas" w:eastAsia="Consolas"/>
+                <w:b w:val="0"/>
+                <w:i w:val="0"/>
+                <w:sz w:val="16"/>
+              </w:rPr>
+              <w:t>&lt;role="group"&gt;</w:t>
+            </w:r>
+            <w:r>
+              <w:rPr>
+                <w:rFonts w:ascii="Times New Roman" w:hAnsi="Times New Roman" w:eastAsia="宋体"/>
+                <w:b w:val="0"/>
+                <w:i w:val="0"/>
+                <w:sz w:val="17"/>
+              </w:rPr>
+              <w:t xml:space="preserve"> 单选组</w:t>
+            </w:r>
+          </w:p>
+        </w:tc>
+        <w:tc>
+          <w:tcPr>
+            <w:tcW w:type="dxa" w:w="4536"/>
+          </w:tcPr>
+          <w:p>
+            <w:pPr>
+              <w:spacing w:after="0" w:line="264" w:lineRule="auto"/>
+            </w:pPr>
+            <w:r>
+              <w:rPr>
+                <w:rFonts w:ascii="Times New Roman" w:hAnsi="Times New Roman" w:eastAsia="宋体"/>
+                <w:b w:val="0"/>
+                <w:i w:val="0"/>
+                <w:sz w:val="17"/>
+              </w:rPr>
+              <w:t>表格视图／卡片视图切换</w:t>
+            </w:r>
+          </w:p>
+        </w:tc>
+      </w:tr>
+      <w:tr>
+        <w:tc>
+          <w:tcPr>
+            <w:tcW w:type="dxa" w:w="4536"/>
+          </w:tcPr>
+          <w:p>
+            <w:pPr>
+              <w:spacing w:after="0" w:line="264" w:lineRule="auto"/>
+            </w:pPr>
+            <w:r>
+              <w:rPr>
+                <w:rFonts w:ascii="Consolas" w:hAnsi="Consolas" w:eastAsia="Consolas"/>
+                <w:b w:val="0"/>
+                <w:i w:val="0"/>
+                <w:sz w:val="16"/>
+              </w:rPr>
+              <w:t>&lt;table class="data-table"&gt;</w:t>
+            </w:r>
+          </w:p>
+        </w:tc>
+        <w:tc>
+          <w:tcPr>
+            <w:tcW w:type="dxa" w:w="4536"/>
+          </w:tcPr>
+          <w:p>
+            <w:pPr>
+              <w:spacing w:after="0" w:line="264" w:lineRule="auto"/>
+            </w:pPr>
+            <w:r>
+              <w:rPr>
+                <w:rFonts w:ascii="Times New Roman" w:hAnsi="Times New Roman" w:eastAsia="宋体"/>
+                <w:b w:val="0"/>
+                <w:i w:val="0"/>
+                <w:sz w:val="17"/>
+              </w:rPr>
+              <w:t>场馆明细：名称、类型、校区、容量、开放时间、费率、今日人次、峰值占用、操作；</w:t>
+            </w:r>
+            <w:r>
+              <w:rPr>
+                <w:rFonts w:ascii="Consolas" w:hAnsi="Consolas" w:eastAsia="Consolas"/>
+                <w:b w:val="0"/>
+                <w:i w:val="0"/>
+                <w:sz w:val="16"/>
+              </w:rPr>
+              <w:t>&lt;caption&gt;</w:t>
+            </w:r>
+            <w:r>
+              <w:rPr>
+                <w:rFonts w:ascii="Times New Roman" w:hAnsi="Times New Roman" w:eastAsia="宋体"/>
+                <w:b w:val="0"/>
+                <w:i w:val="0"/>
+                <w:sz w:val="17"/>
+              </w:rPr>
+              <w:t xml:space="preserve"> 写口径与单位</w:t>
+            </w:r>
+          </w:p>
+        </w:tc>
+      </w:tr>
+      <w:tr>
+        <w:tc>
+          <w:tcPr>
+            <w:tcW w:type="dxa" w:w="4536"/>
+          </w:tcPr>
+          <w:p>
+            <w:pPr>
+              <w:spacing w:after="0" w:line="264" w:lineRule="auto"/>
+            </w:pPr>
+            <w:r>
+              <w:rPr>
+                <w:rFonts w:ascii="Consolas" w:hAnsi="Consolas" w:eastAsia="Consolas"/>
+                <w:b w:val="0"/>
+                <w:i w:val="0"/>
+                <w:sz w:val="16"/>
+              </w:rPr>
+              <w:t>&lt;section&gt;</w:t>
+            </w:r>
+            <w:r>
+              <w:rPr>
+                <w:rFonts w:ascii="Times New Roman" w:hAnsi="Times New Roman" w:eastAsia="宋体"/>
+                <w:b w:val="0"/>
+                <w:i w:val="0"/>
+                <w:sz w:val="17"/>
+              </w:rPr>
+              <w:t xml:space="preserve"> 内 </w:t>
+            </w:r>
+            <w:r>
+              <w:rPr>
+                <w:rFonts w:ascii="Consolas" w:hAnsi="Consolas" w:eastAsia="Consolas"/>
+                <w:b w:val="0"/>
+                <w:i w:val="0"/>
+                <w:sz w:val="16"/>
+              </w:rPr>
+              <w:t>&lt;ul id="myBookingList"&gt;</w:t>
+            </w:r>
+          </w:p>
+        </w:tc>
+        <w:tc>
+          <w:tcPr>
+            <w:tcW w:type="dxa" w:w="4536"/>
+          </w:tcPr>
+          <w:p>
+            <w:pPr>
+              <w:spacing w:after="0" w:line="264" w:lineRule="auto"/>
+            </w:pPr>
+            <w:r>
+              <w:rPr>
+                <w:rFonts w:ascii="Times New Roman" w:hAnsi="Times New Roman" w:eastAsia="宋体"/>
+                <w:b w:val="0"/>
+                <w:i w:val="0"/>
+                <w:sz w:val="17"/>
+              </w:rPr>
+              <w:t>我的预约列表，每条带"修改时段""取消"按钮</w:t>
+            </w:r>
+          </w:p>
+        </w:tc>
+      </w:tr>
+      <w:tr>
+        <w:tc>
+          <w:tcPr>
+            <w:tcW w:type="dxa" w:w="4536"/>
+          </w:tcPr>
+          <w:p>
+            <w:pPr>
+              <w:spacing w:after="0" w:line="264" w:lineRule="auto"/>
+            </w:pPr>
+            <w:r>
+              <w:rPr>
+                <w:rFonts w:ascii="Consolas" w:hAnsi="Consolas" w:eastAsia="Consolas"/>
+                <w:b w:val="0"/>
+                <w:i w:val="0"/>
+                <w:sz w:val="16"/>
+              </w:rPr>
+              <w:t>&lt;footer class="site-footer"&gt;</w:t>
+            </w:r>
+          </w:p>
+        </w:tc>
+        <w:tc>
+          <w:tcPr>
+            <w:tcW w:type="dxa" w:w="4536"/>
+          </w:tcPr>
+          <w:p>
+            <w:pPr>
+              <w:spacing w:after="0" w:line="264" w:lineRule="auto"/>
+            </w:pPr>
+            <w:r>
+              <w:rPr>
+                <w:rFonts w:ascii="Times New Roman" w:hAnsi="Times New Roman" w:eastAsia="宋体"/>
+                <w:b w:val="0"/>
+                <w:i w:val="0"/>
+                <w:sz w:val="17"/>
+              </w:rPr>
+              <w:t>课程与选题信息、数据为虚构声明、作者与年份</w:t>
             </w:r>
           </w:p>
         </w:tc>
@@ -22018,6 +22647,2198 @@
           <w:sz w:val="21"/>
         </w:rPr>
         <w:t>）。</w:t>
+      </w:r>
+    </w:p>
+    <w:p>
+      <w:pPr>
+        <w:keepNext/>
+        <w:spacing w:before="360" w:after="160"/>
+      </w:pPr>
+      <w:r>
+        <w:rPr>
+          <w:rFonts w:ascii="微软雅黑" w:hAnsi="微软雅黑" w:eastAsia="微软雅黑"/>
+          <w:b/>
+          <w:i w:val="0"/>
+          <w:sz w:val="28"/>
+        </w:rPr>
+        <w:t>附一、收获和问题解决</w:t>
+      </w:r>
+    </w:p>
+    <w:p>
+      <w:pPr>
+        <w:keepNext/>
+        <w:spacing w:before="240" w:after="120"/>
+      </w:pPr>
+      <w:r>
+        <w:rPr>
+          <w:rFonts w:ascii="微软雅黑" w:hAnsi="微软雅黑" w:eastAsia="微软雅黑"/>
+          <w:b/>
+          <w:i w:val="0"/>
+          <w:color w:val="1F5F5B"/>
+          <w:sz w:val="24"/>
+        </w:rPr>
+        <w:t>1、知识总结</w:t>
+      </w:r>
+    </w:p>
+    <w:p>
+      <w:pPr>
+        <w:spacing w:after="80" w:line="307" w:lineRule="auto"/>
+        <w:jc w:val="both"/>
+      </w:pPr>
+      <w:r>
+        <w:rPr>
+          <w:rFonts w:ascii="Consolas" w:hAnsi="Consolas" w:eastAsia="Consolas"/>
+          <w:b w:val="0"/>
+          <w:i w:val="0"/>
+          <w:sz w:val="20"/>
+        </w:rPr>
+        <w:t>$.getJSON</w:t>
+      </w:r>
+      <w:r>
+        <w:rPr>
+          <w:rFonts w:ascii="Times New Roman" w:hAnsi="Times New Roman" w:eastAsia="宋体"/>
+          <w:b w:val="0"/>
+          <w:i w:val="0"/>
+          <w:sz w:val="21"/>
+        </w:rPr>
+        <w:t xml:space="preserve"> 是 </w:t>
+      </w:r>
+      <w:r>
+        <w:rPr>
+          <w:rFonts w:ascii="Consolas" w:hAnsi="Consolas" w:eastAsia="Consolas"/>
+          <w:b w:val="0"/>
+          <w:i w:val="0"/>
+          <w:sz w:val="20"/>
+        </w:rPr>
+        <w:t>$.ajax</w:t>
+      </w:r>
+      <w:r>
+        <w:rPr>
+          <w:rFonts w:ascii="Times New Roman" w:hAnsi="Times New Roman" w:eastAsia="宋体"/>
+          <w:b w:val="0"/>
+          <w:i w:val="0"/>
+          <w:sz w:val="21"/>
+        </w:rPr>
+        <w:t xml:space="preserve"> 的语法糖，但它</w:t>
+      </w:r>
+      <w:r>
+        <w:rPr>
+          <w:rFonts w:ascii="Times New Roman" w:hAnsi="Times New Roman" w:eastAsia="宋体"/>
+          <w:b/>
+          <w:i w:val="0"/>
+          <w:sz w:val="21"/>
+        </w:rPr>
+        <w:t>默认允许浏览器缓存</w:t>
+      </w:r>
+      <w:r>
+        <w:rPr>
+          <w:rFonts w:ascii="Times New Roman" w:hAnsi="Times New Roman" w:eastAsia="宋体"/>
+          <w:b w:val="0"/>
+          <w:i w:val="0"/>
+          <w:sz w:val="21"/>
+        </w:rPr>
+        <w:t xml:space="preserve">：同一 URL 第二次请求可能直接命中缓存回到 </w:t>
+      </w:r>
+      <w:r>
+        <w:rPr>
+          <w:rFonts w:ascii="Consolas" w:hAnsi="Consolas" w:eastAsia="Consolas"/>
+          <w:b w:val="0"/>
+          <w:i w:val="0"/>
+          <w:sz w:val="20"/>
+        </w:rPr>
+        <w:t>done</w:t>
+      </w:r>
+      <w:r>
+        <w:rPr>
+          <w:rFonts w:ascii="Times New Roman" w:hAnsi="Times New Roman" w:eastAsia="宋体"/>
+          <w:b w:val="0"/>
+          <w:i w:val="0"/>
+          <w:sz w:val="21"/>
+        </w:rPr>
+        <w:t xml:space="preserve"> 回调，看到的还是旧文件——这就是"改了 JSON 页面不动"的真相。要绕开它，给请求带一个每次都变的查询参数（</w:t>
+      </w:r>
+      <w:r>
+        <w:rPr>
+          <w:rFonts w:ascii="Consolas" w:hAnsi="Consolas" w:eastAsia="Consolas"/>
+          <w:b w:val="0"/>
+          <w:i w:val="0"/>
+          <w:sz w:val="20"/>
+        </w:rPr>
+        <w:t>$.getJSON(url, {_: Date.now()})</w:t>
+      </w:r>
+      <w:r>
+        <w:rPr>
+          <w:rFonts w:ascii="Times New Roman" w:hAnsi="Times New Roman" w:eastAsia="宋体"/>
+          <w:b w:val="0"/>
+          <w:i w:val="0"/>
+          <w:sz w:val="21"/>
+        </w:rPr>
+        <w:t xml:space="preserve">）即可，不必换成 </w:t>
+      </w:r>
+      <w:r>
+        <w:rPr>
+          <w:rFonts w:ascii="Consolas" w:hAnsi="Consolas" w:eastAsia="Consolas"/>
+          <w:b w:val="0"/>
+          <w:i w:val="0"/>
+          <w:sz w:val="20"/>
+        </w:rPr>
+        <w:t>fetch</w:t>
+      </w:r>
+      <w:r>
+        <w:rPr>
+          <w:rFonts w:ascii="Times New Roman" w:hAnsi="Times New Roman" w:eastAsia="宋体"/>
+          <w:b w:val="0"/>
+          <w:i w:val="0"/>
+          <w:sz w:val="21"/>
+        </w:rPr>
+        <w:t xml:space="preserve"> 再自己写 no-store。jQuery 的 </w:t>
+      </w:r>
+      <w:r>
+        <w:rPr>
+          <w:rFonts w:ascii="Consolas" w:hAnsi="Consolas" w:eastAsia="Consolas"/>
+          <w:b w:val="0"/>
+          <w:i w:val="0"/>
+          <w:sz w:val="20"/>
+        </w:rPr>
+        <w:t>on('change', 'select', fn)</w:t>
+      </w:r>
+      <w:r>
+        <w:rPr>
+          <w:rFonts w:ascii="Times New Roman" w:hAnsi="Times New Roman" w:eastAsia="宋体"/>
+          <w:b w:val="0"/>
+          <w:i w:val="0"/>
+          <w:sz w:val="21"/>
+        </w:rPr>
+        <w:t xml:space="preserve"> 是事件委托，第二个参数传选择器，所以后来动态插入的表格行、预约条目一样能被捕获；回调里的 </w:t>
+      </w:r>
+      <w:r>
+        <w:rPr>
+          <w:rFonts w:ascii="Consolas" w:hAnsi="Consolas" w:eastAsia="Consolas"/>
+          <w:b w:val="0"/>
+          <w:i w:val="0"/>
+          <w:sz w:val="20"/>
+        </w:rPr>
+        <w:t>this</w:t>
+      </w:r>
+      <w:r>
+        <w:rPr>
+          <w:rFonts w:ascii="Times New Roman" w:hAnsi="Times New Roman" w:eastAsia="宋体"/>
+          <w:b w:val="0"/>
+          <w:i w:val="0"/>
+          <w:sz w:val="21"/>
+        </w:rPr>
+        <w:t xml:space="preserve"> 是原生 DOM 元素，要用 </w:t>
+      </w:r>
+      <w:r>
+        <w:rPr>
+          <w:rFonts w:ascii="Consolas" w:hAnsi="Consolas" w:eastAsia="Consolas"/>
+          <w:b w:val="0"/>
+          <w:i w:val="0"/>
+          <w:sz w:val="20"/>
+        </w:rPr>
+        <w:t>$(this)</w:t>
+      </w:r>
+      <w:r>
+        <w:rPr>
+          <w:rFonts w:ascii="Times New Roman" w:hAnsi="Times New Roman" w:eastAsia="宋体"/>
+          <w:b w:val="0"/>
+          <w:i w:val="0"/>
+          <w:sz w:val="21"/>
+        </w:rPr>
+        <w:t xml:space="preserve"> 包一层才能继续用 jQuery 方法，</w:t>
+      </w:r>
+      <w:r>
+        <w:rPr>
+          <w:rFonts w:ascii="Consolas" w:hAnsi="Consolas" w:eastAsia="Consolas"/>
+          <w:b w:val="0"/>
+          <w:i w:val="0"/>
+          <w:sz w:val="20"/>
+        </w:rPr>
+        <w:t>.data('id')</w:t>
+      </w:r>
+      <w:r>
+        <w:rPr>
+          <w:rFonts w:ascii="Times New Roman" w:hAnsi="Times New Roman" w:eastAsia="宋体"/>
+          <w:b w:val="0"/>
+          <w:i w:val="0"/>
+          <w:sz w:val="21"/>
+        </w:rPr>
+        <w:t xml:space="preserve"> 读的是 </w:t>
+      </w:r>
+      <w:r>
+        <w:rPr>
+          <w:rFonts w:ascii="Consolas" w:hAnsi="Consolas" w:eastAsia="Consolas"/>
+          <w:b w:val="0"/>
+          <w:i w:val="0"/>
+          <w:sz w:val="20"/>
+        </w:rPr>
+        <w:t>data-id</w:t>
+      </w:r>
+      <w:r>
+        <w:rPr>
+          <w:rFonts w:ascii="Times New Roman" w:hAnsi="Times New Roman" w:eastAsia="宋体"/>
+          <w:b w:val="0"/>
+          <w:i w:val="0"/>
+          <w:sz w:val="21"/>
+        </w:rPr>
+        <w:t xml:space="preserve"> 属性并且已经自动转成数字，比较时要留意类型。</w:t>
+      </w:r>
+    </w:p>
+    <w:p>
+      <w:pPr>
+        <w:spacing w:after="80" w:line="307" w:lineRule="auto"/>
+        <w:jc w:val="both"/>
+      </w:pPr>
+      <w:r>
+        <w:rPr>
+          <w:rFonts w:ascii="Times New Roman" w:hAnsi="Times New Roman" w:eastAsia="宋体"/>
+          <w:b w:val="0"/>
+          <w:i w:val="0"/>
+          <w:sz w:val="21"/>
+        </w:rPr>
+        <w:t xml:space="preserve">Chart.js 的 </w:t>
+      </w:r>
+      <w:r>
+        <w:rPr>
+          <w:rFonts w:ascii="Consolas" w:hAnsi="Consolas" w:eastAsia="Consolas"/>
+          <w:b w:val="0"/>
+          <w:i w:val="0"/>
+          <w:sz w:val="20"/>
+        </w:rPr>
+        <w:t>type</w:t>
+      </w:r>
+      <w:r>
+        <w:rPr>
+          <w:rFonts w:ascii="Times New Roman" w:hAnsi="Times New Roman" w:eastAsia="宋体"/>
+          <w:b w:val="0"/>
+          <w:i w:val="0"/>
+          <w:sz w:val="21"/>
+        </w:rPr>
+        <w:t xml:space="preserve"> 写在配置顶层，多条序列放在同一个 </w:t>
+      </w:r>
+      <w:r>
+        <w:rPr>
+          <w:rFonts w:ascii="Consolas" w:hAnsi="Consolas" w:eastAsia="Consolas"/>
+          <w:b w:val="0"/>
+          <w:i w:val="0"/>
+          <w:sz w:val="20"/>
+        </w:rPr>
+        <w:t>datasets</w:t>
+      </w:r>
+      <w:r>
+        <w:rPr>
+          <w:rFonts w:ascii="Times New Roman" w:hAnsi="Times New Roman" w:eastAsia="宋体"/>
+          <w:b w:val="0"/>
+          <w:i w:val="0"/>
+          <w:sz w:val="21"/>
+        </w:rPr>
+        <w:t xml:space="preserve"> 数组里；容器必须有确定高度（我给 </w:t>
+      </w:r>
+      <w:r>
+        <w:rPr>
+          <w:rFonts w:ascii="Consolas" w:hAnsi="Consolas" w:eastAsia="Consolas"/>
+          <w:b w:val="0"/>
+          <w:i w:val="0"/>
+          <w:sz w:val="20"/>
+        </w:rPr>
+        <w:t>.chart-box</w:t>
+      </w:r>
+      <w:r>
+        <w:rPr>
+          <w:rFonts w:ascii="Times New Roman" w:hAnsi="Times New Roman" w:eastAsia="宋体"/>
+          <w:b w:val="0"/>
+          <w:i w:val="0"/>
+          <w:sz w:val="21"/>
+        </w:rPr>
+        <w:t xml:space="preserve"> 写死 320px，手机端改 260px），否则 canvas 高度算出来是 0，图就"不见了"。改数据时把新值赋给 </w:t>
+      </w:r>
+      <w:r>
+        <w:rPr>
+          <w:rFonts w:ascii="Consolas" w:hAnsi="Consolas" w:eastAsia="Consolas"/>
+          <w:b w:val="0"/>
+          <w:i w:val="0"/>
+          <w:sz w:val="20"/>
+        </w:rPr>
+        <w:t>chart.data</w:t>
+      </w:r>
+      <w:r>
+        <w:rPr>
+          <w:rFonts w:ascii="Times New Roman" w:hAnsi="Times New Roman" w:eastAsia="宋体"/>
+          <w:b w:val="0"/>
+          <w:i w:val="0"/>
+          <w:sz w:val="21"/>
+        </w:rPr>
+        <w:t xml:space="preserve"> 再 </w:t>
+      </w:r>
+      <w:r>
+        <w:rPr>
+          <w:rFonts w:ascii="Consolas" w:hAnsi="Consolas" w:eastAsia="Consolas"/>
+          <w:b w:val="0"/>
+          <w:i w:val="0"/>
+          <w:sz w:val="20"/>
+        </w:rPr>
+        <w:t>chart.update()</w:t>
+      </w:r>
+      <w:r>
+        <w:rPr>
+          <w:rFonts w:ascii="Times New Roman" w:hAnsi="Times New Roman" w:eastAsia="宋体"/>
+          <w:b w:val="0"/>
+          <w:i w:val="0"/>
+          <w:sz w:val="21"/>
+        </w:rPr>
+        <w:t>，</w:t>
+      </w:r>
+      <w:r>
+        <w:rPr>
+          <w:rFonts w:ascii="Times New Roman" w:hAnsi="Times New Roman" w:eastAsia="宋体"/>
+          <w:b/>
+          <w:i w:val="0"/>
+          <w:sz w:val="21"/>
+        </w:rPr>
+        <w:t xml:space="preserve">不要重新 </w:t>
+      </w:r>
+      <w:r>
+        <w:rPr>
+          <w:rFonts w:ascii="Consolas" w:hAnsi="Consolas" w:eastAsia="Consolas"/>
+          <w:b/>
+          <w:i w:val="0"/>
+          <w:sz w:val="21"/>
+        </w:rPr>
+        <w:t>new Chart()</w:t>
+      </w:r>
+      <w:r>
+        <w:rPr>
+          <w:rFonts w:ascii="Times New Roman" w:hAnsi="Times New Roman" w:eastAsia="宋体"/>
+          <w:b w:val="0"/>
+          <w:i w:val="0"/>
+          <w:sz w:val="21"/>
+        </w:rPr>
+        <w:t xml:space="preserve">——重复初始化会遗留旧实例（事件与内存都不释放），还会闪。要彻底换掉配置才用 </w:t>
+      </w:r>
+      <w:r>
+        <w:rPr>
+          <w:rFonts w:ascii="Consolas" w:hAnsi="Consolas" w:eastAsia="Consolas"/>
+          <w:b w:val="0"/>
+          <w:i w:val="0"/>
+          <w:sz w:val="20"/>
+        </w:rPr>
+        <w:t>chart.destroy()</w:t>
+      </w:r>
+      <w:r>
+        <w:rPr>
+          <w:rFonts w:ascii="Times New Roman" w:hAnsi="Times New Roman" w:eastAsia="宋体"/>
+          <w:b w:val="0"/>
+          <w:i w:val="0"/>
+          <w:sz w:val="21"/>
+        </w:rPr>
+        <w:t xml:space="preserve">。环形图中心写总数这类定制，Chart.js 没有内置，注册一个只含 </w:t>
+      </w:r>
+      <w:r>
+        <w:rPr>
+          <w:rFonts w:ascii="Consolas" w:hAnsi="Consolas" w:eastAsia="Consolas"/>
+          <w:b w:val="0"/>
+          <w:i w:val="0"/>
+          <w:sz w:val="20"/>
+        </w:rPr>
+        <w:t>afterDraw</w:t>
+      </w:r>
+      <w:r>
+        <w:rPr>
+          <w:rFonts w:ascii="Times New Roman" w:hAnsi="Times New Roman" w:eastAsia="宋体"/>
+          <w:b w:val="0"/>
+          <w:i w:val="0"/>
+          <w:sz w:val="21"/>
+        </w:rPr>
+        <w:t xml:space="preserve"> 的行内插件即可，插件通过配置里的 </w:t>
+      </w:r>
+      <w:r>
+        <w:rPr>
+          <w:rFonts w:ascii="Consolas" w:hAnsi="Consolas" w:eastAsia="Consolas"/>
+          <w:b w:val="0"/>
+          <w:i w:val="0"/>
+          <w:sz w:val="20"/>
+        </w:rPr>
+        <w:t>plugins: [插件对象]</w:t>
+      </w:r>
+      <w:r>
+        <w:rPr>
+          <w:rFonts w:ascii="Times New Roman" w:hAnsi="Times New Roman" w:eastAsia="宋体"/>
+          <w:b w:val="0"/>
+          <w:i w:val="0"/>
+          <w:sz w:val="21"/>
+        </w:rPr>
+        <w:t xml:space="preserve"> 只挂到某一张图上，不必污染全局。</w:t>
+      </w:r>
+    </w:p>
+    <w:p>
+      <w:pPr>
+        <w:spacing w:after="80" w:line="307" w:lineRule="auto"/>
+        <w:jc w:val="both"/>
+      </w:pPr>
+      <w:r>
+        <w:rPr>
+          <w:rFonts w:ascii="Times New Roman" w:hAnsi="Times New Roman" w:eastAsia="宋体"/>
+          <w:b w:val="0"/>
+          <w:i w:val="0"/>
+          <w:sz w:val="21"/>
+        </w:rPr>
+        <w:t xml:space="preserve">Three.js 的最小闭环是"场景＋相机＋渲染器＋渲染循环"四件。本项目没有用 OrbitControls（那是 examples 里的额外文件），而是自己用球坐标写轨道相机：记 </w:t>
+      </w:r>
+      <w:r>
+        <w:rPr>
+          <w:rFonts w:ascii="Consolas" w:hAnsi="Consolas" w:eastAsia="Consolas"/>
+          <w:b w:val="0"/>
+          <w:i w:val="0"/>
+          <w:sz w:val="20"/>
+        </w:rPr>
+        <w:t>radius/theta/phi</w:t>
+      </w:r>
+      <w:r>
+        <w:rPr>
+          <w:rFonts w:ascii="Times New Roman" w:hAnsi="Times New Roman" w:eastAsia="宋体"/>
+          <w:b w:val="0"/>
+          <w:i w:val="0"/>
+          <w:sz w:val="21"/>
+        </w:rPr>
+        <w:t xml:space="preserve"> 三个量，每帧换算成 </w:t>
+      </w:r>
+      <w:r>
+        <w:rPr>
+          <w:rFonts w:ascii="Consolas" w:hAnsi="Consolas" w:eastAsia="Consolas"/>
+          <w:b w:val="0"/>
+          <w:i w:val="0"/>
+          <w:sz w:val="20"/>
+        </w:rPr>
+        <w:t>camera.position</w:t>
+      </w:r>
+      <w:r>
+        <w:rPr>
+          <w:rFonts w:ascii="Times New Roman" w:hAnsi="Times New Roman" w:eastAsia="宋体"/>
+          <w:b w:val="0"/>
+          <w:i w:val="0"/>
+          <w:sz w:val="21"/>
+        </w:rPr>
+        <w:t xml:space="preserve"> 再 </w:t>
+      </w:r>
+      <w:r>
+        <w:rPr>
+          <w:rFonts w:ascii="Consolas" w:hAnsi="Consolas" w:eastAsia="Consolas"/>
+          <w:b w:val="0"/>
+          <w:i w:val="0"/>
+          <w:sz w:val="20"/>
+        </w:rPr>
+        <w:t>lookAt(target)</w:t>
+      </w:r>
+      <w:r>
+        <w:rPr>
+          <w:rFonts w:ascii="Times New Roman" w:hAnsi="Times New Roman" w:eastAsia="宋体"/>
+          <w:b w:val="0"/>
+          <w:i w:val="0"/>
+          <w:sz w:val="21"/>
+        </w:rPr>
+        <w:t xml:space="preserve">；目标点用 </w:t>
+      </w:r>
+      <w:r>
+        <w:rPr>
+          <w:rFonts w:ascii="Consolas" w:hAnsi="Consolas" w:eastAsia="Consolas"/>
+          <w:b w:val="0"/>
+          <w:i w:val="0"/>
+          <w:sz w:val="20"/>
+        </w:rPr>
+        <w:t>Vector3.lerp(desired, 0.12)</w:t>
+      </w:r>
+      <w:r>
+        <w:rPr>
+          <w:rFonts w:ascii="Times New Roman" w:hAnsi="Times New Roman" w:eastAsia="宋体"/>
+          <w:b w:val="0"/>
+          <w:i w:val="0"/>
+          <w:sz w:val="21"/>
+        </w:rPr>
+        <w:t xml:space="preserve"> 逐帧插值，跳转就是平滑移动而不是瞬移。点选用 </w:t>
+      </w:r>
+      <w:r>
+        <w:rPr>
+          <w:rFonts w:ascii="Consolas" w:hAnsi="Consolas" w:eastAsia="Consolas"/>
+          <w:b w:val="0"/>
+          <w:i w:val="0"/>
+          <w:sz w:val="20"/>
+        </w:rPr>
+        <w:t>Raycaster</w:t>
+      </w:r>
+      <w:r>
+        <w:rPr>
+          <w:rFonts w:ascii="Times New Roman" w:hAnsi="Times New Roman" w:eastAsia="宋体"/>
+          <w:b w:val="0"/>
+          <w:i w:val="0"/>
+          <w:sz w:val="21"/>
+        </w:rPr>
+        <w:t xml:space="preserve">：先把鼠标坐标换算成设备坐标（x、y 都在 −1～1 之间，注意 rect 尺寸为 0 时直接返回，否则除零），再 </w:t>
+      </w:r>
+      <w:r>
+        <w:rPr>
+          <w:rFonts w:ascii="Consolas" w:hAnsi="Consolas" w:eastAsia="Consolas"/>
+          <w:b w:val="0"/>
+          <w:i w:val="0"/>
+          <w:sz w:val="20"/>
+        </w:rPr>
+        <w:t>setFromCamera</w:t>
+      </w:r>
+      <w:r>
+        <w:rPr>
+          <w:rFonts w:ascii="Times New Roman" w:hAnsi="Times New Roman" w:eastAsia="宋体"/>
+          <w:b w:val="0"/>
+          <w:i w:val="0"/>
+          <w:sz w:val="21"/>
+        </w:rPr>
+        <w:t xml:space="preserve"> 与 </w:t>
+      </w:r>
+      <w:r>
+        <w:rPr>
+          <w:rFonts w:ascii="Consolas" w:hAnsi="Consolas" w:eastAsia="Consolas"/>
+          <w:b w:val="0"/>
+          <w:i w:val="0"/>
+          <w:sz w:val="20"/>
+        </w:rPr>
+        <w:t>intersectObjects</w:t>
+      </w:r>
+      <w:r>
+        <w:rPr>
+          <w:rFonts w:ascii="Times New Roman" w:hAnsi="Times New Roman" w:eastAsia="宋体"/>
+          <w:b w:val="0"/>
+          <w:i w:val="0"/>
+          <w:sz w:val="21"/>
+        </w:rPr>
+        <w:t>；求交前要把隐藏的物体过滤掉，不然会拾取到看不见的建筑。拖拽与点击的区分靠累计位移（&lt;6px 才算点击）。</w:t>
+      </w:r>
+      <w:r>
+        <w:rPr>
+          <w:rFonts w:ascii="Consolas" w:hAnsi="Consolas" w:eastAsia="Consolas"/>
+          <w:b w:val="0"/>
+          <w:i w:val="0"/>
+          <w:sz w:val="20"/>
+        </w:rPr>
+        <w:t>CanvasTexture</w:t>
+      </w:r>
+      <w:r>
+        <w:rPr>
+          <w:rFonts w:ascii="Times New Roman" w:hAnsi="Times New Roman" w:eastAsia="宋体"/>
+          <w:b w:val="0"/>
+          <w:i w:val="0"/>
+          <w:sz w:val="21"/>
+        </w:rPr>
+        <w:t xml:space="preserve"> 可以把 canvas 上画的中文变成 </w:t>
+      </w:r>
+      <w:r>
+        <w:rPr>
+          <w:rFonts w:ascii="Consolas" w:hAnsi="Consolas" w:eastAsia="Consolas"/>
+          <w:b w:val="0"/>
+          <w:i w:val="0"/>
+          <w:sz w:val="20"/>
+        </w:rPr>
+        <w:t>Sprite</w:t>
+      </w:r>
+      <w:r>
+        <w:rPr>
+          <w:rFonts w:ascii="Times New Roman" w:hAnsi="Times New Roman" w:eastAsia="宋体"/>
+          <w:b w:val="0"/>
+          <w:i w:val="0"/>
+          <w:sz w:val="21"/>
+        </w:rPr>
+        <w:t xml:space="preserve"> 贴图，</w:t>
+      </w:r>
+      <w:r>
+        <w:rPr>
+          <w:rFonts w:ascii="Consolas" w:hAnsi="Consolas" w:eastAsia="Consolas"/>
+          <w:b w:val="0"/>
+          <w:i w:val="0"/>
+          <w:sz w:val="20"/>
+        </w:rPr>
+        <w:t>Sprite</w:t>
+      </w:r>
+      <w:r>
+        <w:rPr>
+          <w:rFonts w:ascii="Times New Roman" w:hAnsi="Times New Roman" w:eastAsia="宋体"/>
+          <w:b w:val="0"/>
+          <w:i w:val="0"/>
+          <w:sz w:val="21"/>
+        </w:rPr>
+        <w:t xml:space="preserve"> 天然面向相机，适合做校区名称标签。最后两条教训：</w:t>
+      </w:r>
+      <w:r>
+        <w:rPr>
+          <w:rFonts w:ascii="Consolas" w:hAnsi="Consolas" w:eastAsia="Consolas"/>
+          <w:b w:val="0"/>
+          <w:i w:val="0"/>
+          <w:sz w:val="20"/>
+        </w:rPr>
+        <w:t>MeshLambertMaterial</w:t>
+      </w:r>
+      <w:r>
+        <w:rPr>
+          <w:rFonts w:ascii="Times New Roman" w:hAnsi="Times New Roman" w:eastAsia="宋体"/>
+          <w:b w:val="0"/>
+          <w:i w:val="0"/>
+          <w:sz w:val="21"/>
+        </w:rPr>
+        <w:t xml:space="preserve"> 要看到明暗必须有光源，只设 </w:t>
+      </w:r>
+      <w:r>
+        <w:rPr>
+          <w:rFonts w:ascii="Consolas" w:hAnsi="Consolas" w:eastAsia="Consolas"/>
+          <w:b w:val="0"/>
+          <w:i w:val="0"/>
+          <w:sz w:val="20"/>
+        </w:rPr>
+        <w:t>color</w:t>
+      </w:r>
+      <w:r>
+        <w:rPr>
+          <w:rFonts w:ascii="Times New Roman" w:hAnsi="Times New Roman" w:eastAsia="宋体"/>
+          <w:b w:val="0"/>
+          <w:i w:val="0"/>
+          <w:sz w:val="21"/>
+        </w:rPr>
+        <w:t xml:space="preserve"> 不add灯会是一片死黑；</w:t>
+      </w:r>
+      <w:r>
+        <w:rPr>
+          <w:rFonts w:ascii="Consolas" w:hAnsi="Consolas" w:eastAsia="Consolas"/>
+          <w:b w:val="0"/>
+          <w:i w:val="0"/>
+          <w:sz w:val="20"/>
+        </w:rPr>
+        <w:t>requestAnimationFrame</w:t>
+      </w:r>
+      <w:r>
+        <w:rPr>
+          <w:rFonts w:ascii="Times New Roman" w:hAnsi="Times New Roman" w:eastAsia="宋体"/>
+          <w:b w:val="0"/>
+          <w:i w:val="0"/>
+          <w:sz w:val="21"/>
+        </w:rPr>
+        <w:t xml:space="preserve"> 不会因标签页不可见而自动停，必须自己监听 </w:t>
+      </w:r>
+      <w:r>
+        <w:rPr>
+          <w:rFonts w:ascii="Consolas" w:hAnsi="Consolas" w:eastAsia="Consolas"/>
+          <w:b w:val="0"/>
+          <w:i w:val="0"/>
+          <w:sz w:val="20"/>
+        </w:rPr>
+        <w:t>visibilitychange</w:t>
+      </w:r>
+      <w:r>
+        <w:rPr>
+          <w:rFonts w:ascii="Times New Roman" w:hAnsi="Times New Roman" w:eastAsia="宋体"/>
+          <w:b w:val="0"/>
+          <w:i w:val="0"/>
+          <w:sz w:val="21"/>
+        </w:rPr>
+        <w:t xml:space="preserve"> 停／启，否则后台空转、切回主页面时明显卡顿。</w:t>
+      </w:r>
+    </w:p>
+    <w:p>
+      <w:pPr>
+        <w:spacing w:after="80" w:line="307" w:lineRule="auto"/>
+        <w:jc w:val="both"/>
+      </w:pPr>
+      <w:r>
+        <w:rPr>
+          <w:rFonts w:ascii="Times New Roman" w:hAnsi="Times New Roman" w:eastAsia="宋体"/>
+          <w:b w:val="0"/>
+          <w:i w:val="0"/>
+          <w:sz w:val="21"/>
+        </w:rPr>
+        <w:t>数据层面最大的收获是</w:t>
+      </w:r>
+      <w:r>
+        <w:rPr>
+          <w:rFonts w:ascii="Times New Roman" w:hAnsi="Times New Roman" w:eastAsia="宋体"/>
+          <w:b/>
+          <w:i w:val="0"/>
+          <w:sz w:val="21"/>
+        </w:rPr>
+        <w:t>"派生优于存储"这件事在纯前端项目里同样成立</w:t>
+      </w:r>
+      <w:r>
+        <w:rPr>
+          <w:rFonts w:ascii="Times New Roman" w:hAnsi="Times New Roman" w:eastAsia="宋体"/>
+          <w:b w:val="0"/>
+          <w:i w:val="0"/>
+          <w:sz w:val="21"/>
+        </w:rPr>
+        <w:t xml:space="preserve">。原型里我在 JSON 存了 </w:t>
+      </w:r>
+      <w:r>
+        <w:rPr>
+          <w:rFonts w:ascii="Consolas" w:hAnsi="Consolas" w:eastAsia="Consolas"/>
+          <w:b w:val="0"/>
+          <w:i w:val="0"/>
+          <w:sz w:val="20"/>
+        </w:rPr>
+        <w:t>occupancy</w:t>
+      </w:r>
+      <w:r>
+        <w:rPr>
+          <w:rFonts w:ascii="Times New Roman" w:hAnsi="Times New Roman" w:eastAsia="宋体"/>
+          <w:b w:val="0"/>
+          <w:i w:val="0"/>
+          <w:sz w:val="21"/>
+        </w:rPr>
+        <w:t>，加了本机预约之后表格与图表就开始打架；改成只存"每个时段约了几个人"，占用率、今日人次、剩余名额全部由一个函数现算之后，四个页面不可能再给出两个版本的事实，一致性也从"我保证"变成了页面上能看见的自检结论。另外三条：</w:t>
+      </w:r>
+      <w:r>
+        <w:rPr>
+          <w:rFonts w:ascii="Consolas" w:hAnsi="Consolas" w:eastAsia="Consolas"/>
+          <w:b w:val="0"/>
+          <w:i w:val="0"/>
+          <w:sz w:val="20"/>
+        </w:rPr>
+        <w:t>localStorage</w:t>
+      </w:r>
+      <w:r>
+        <w:rPr>
+          <w:rFonts w:ascii="Times New Roman" w:hAnsi="Times New Roman" w:eastAsia="宋体"/>
+          <w:b w:val="0"/>
+          <w:i w:val="0"/>
+          <w:sz w:val="21"/>
+        </w:rPr>
+        <w:t xml:space="preserve"> 在隐私模式下会抛异常，任何一次读写都可能失败，必须包 </w:t>
+      </w:r>
+      <w:r>
+        <w:rPr>
+          <w:rFonts w:ascii="Consolas" w:hAnsi="Consolas" w:eastAsia="Consolas"/>
+          <w:b w:val="0"/>
+          <w:i w:val="0"/>
+          <w:sz w:val="20"/>
+        </w:rPr>
+        <w:t>try/catch</w:t>
+      </w:r>
+      <w:r>
+        <w:rPr>
+          <w:rFonts w:ascii="Times New Roman" w:hAnsi="Times New Roman" w:eastAsia="宋体"/>
+          <w:b w:val="0"/>
+          <w:i w:val="0"/>
+          <w:sz w:val="21"/>
+        </w:rPr>
+        <w:t xml:space="preserve"> 并且失败后仍让页面可用；</w:t>
+      </w:r>
+      <w:r>
+        <w:rPr>
+          <w:rFonts w:ascii="Consolas" w:hAnsi="Consolas" w:eastAsia="Consolas"/>
+          <w:b w:val="0"/>
+          <w:i w:val="0"/>
+          <w:sz w:val="20"/>
+        </w:rPr>
+        <w:t>toISOString()</w:t>
+      </w:r>
+      <w:r>
+        <w:rPr>
+          <w:rFonts w:ascii="Times New Roman" w:hAnsi="Times New Roman" w:eastAsia="宋体"/>
+          <w:b w:val="0"/>
+          <w:i w:val="0"/>
+          <w:sz w:val="21"/>
+        </w:rPr>
+        <w:t xml:space="preserve"> 给的是 UTC 时间，直接显示会比本机时间早 8 小时；往 </w:t>
+      </w:r>
+      <w:r>
+        <w:rPr>
+          <w:rFonts w:ascii="Consolas" w:hAnsi="Consolas" w:eastAsia="Consolas"/>
+          <w:b w:val="0"/>
+          <w:i w:val="0"/>
+          <w:sz w:val="20"/>
+        </w:rPr>
+        <w:t>innerHTML</w:t>
+      </w:r>
+      <w:r>
+        <w:rPr>
+          <w:rFonts w:ascii="Times New Roman" w:hAnsi="Times New Roman" w:eastAsia="宋体"/>
+          <w:b w:val="0"/>
+          <w:i w:val="0"/>
+          <w:sz w:val="21"/>
+        </w:rPr>
+        <w:t xml:space="preserve"> 里拼任何来自用户输入或存储的文本之前必须转义，否则轻则结构错乱、重则脚本注入。语义化标签不只是习惯问题：</w:t>
+      </w:r>
+      <w:r>
+        <w:rPr>
+          <w:rFonts w:ascii="Consolas" w:hAnsi="Consolas" w:eastAsia="Consolas"/>
+          <w:b w:val="0"/>
+          <w:i w:val="0"/>
+          <w:sz w:val="20"/>
+        </w:rPr>
+        <w:t>section</w:t>
+      </w:r>
+      <w:r>
+        <w:rPr>
+          <w:rFonts w:ascii="Times New Roman" w:hAnsi="Times New Roman" w:eastAsia="宋体"/>
+          <w:b w:val="0"/>
+          <w:i w:val="0"/>
+          <w:sz w:val="21"/>
+        </w:rPr>
+        <w:t xml:space="preserve"> 配 </w:t>
+      </w:r>
+      <w:r>
+        <w:rPr>
+          <w:rFonts w:ascii="Consolas" w:hAnsi="Consolas" w:eastAsia="Consolas"/>
+          <w:b w:val="0"/>
+          <w:i w:val="0"/>
+          <w:sz w:val="20"/>
+        </w:rPr>
+        <w:t>aria-labelledby</w:t>
+      </w:r>
+      <w:r>
+        <w:rPr>
+          <w:rFonts w:ascii="Times New Roman" w:hAnsi="Times New Roman" w:eastAsia="宋体"/>
+          <w:b w:val="0"/>
+          <w:i w:val="0"/>
+          <w:sz w:val="21"/>
+        </w:rPr>
+        <w:t xml:space="preserve">、图表配 </w:t>
+      </w:r>
+      <w:r>
+        <w:rPr>
+          <w:rFonts w:ascii="Consolas" w:hAnsi="Consolas" w:eastAsia="Consolas"/>
+          <w:b w:val="0"/>
+          <w:i w:val="0"/>
+          <w:sz w:val="20"/>
+        </w:rPr>
+        <w:t>role="img"</w:t>
+      </w:r>
+      <w:r>
+        <w:rPr>
+          <w:rFonts w:ascii="Times New Roman" w:hAnsi="Times New Roman" w:eastAsia="宋体"/>
+          <w:b w:val="0"/>
+          <w:i w:val="0"/>
+          <w:sz w:val="21"/>
+        </w:rPr>
+        <w:t>＋</w:t>
+      </w:r>
+      <w:r>
+        <w:rPr>
+          <w:rFonts w:ascii="Consolas" w:hAnsi="Consolas" w:eastAsia="Consolas"/>
+          <w:b w:val="0"/>
+          <w:i w:val="0"/>
+          <w:sz w:val="20"/>
+        </w:rPr>
+        <w:t>aria-label</w:t>
+      </w:r>
+      <w:r>
+        <w:rPr>
+          <w:rFonts w:ascii="Times New Roman" w:hAnsi="Times New Roman" w:eastAsia="宋体"/>
+          <w:b w:val="0"/>
+          <w:i w:val="0"/>
+          <w:sz w:val="21"/>
+        </w:rPr>
+        <w:t>、颜色之外再给文字与数字，屏幕阅读器和色觉障碍用户才读得懂同一张页面。</w:t>
+      </w:r>
+    </w:p>
+    <w:p>
+      <w:pPr>
+        <w:keepNext/>
+        <w:spacing w:before="240" w:after="120"/>
+      </w:pPr>
+      <w:r>
+        <w:rPr>
+          <w:rFonts w:ascii="微软雅黑" w:hAnsi="微软雅黑" w:eastAsia="微软雅黑"/>
+          <w:b/>
+          <w:i w:val="0"/>
+          <w:color w:val="1F5F5B"/>
+          <w:sz w:val="24"/>
+        </w:rPr>
+        <w:t>2、问题解决</w:t>
+      </w:r>
+    </w:p>
+    <w:p>
+      <w:pPr>
+        <w:spacing w:after="80" w:line="307" w:lineRule="auto"/>
+        <w:jc w:val="both"/>
+      </w:pPr>
+      <w:r>
+        <w:rPr>
+          <w:rFonts w:ascii="Times New Roman" w:hAnsi="Times New Roman" w:eastAsia="宋体"/>
+          <w:b/>
+          <w:i w:val="0"/>
+          <w:sz w:val="21"/>
+        </w:rPr>
+        <w:t xml:space="preserve">问题一：改了 </w:t>
+      </w:r>
+      <w:r>
+        <w:rPr>
+          <w:rFonts w:ascii="Consolas" w:hAnsi="Consolas" w:eastAsia="Consolas"/>
+          <w:b/>
+          <w:i w:val="0"/>
+          <w:sz w:val="21"/>
+        </w:rPr>
+        <w:t>data/facilities.json</w:t>
+      </w:r>
+      <w:r>
+        <w:rPr>
+          <w:rFonts w:ascii="Times New Roman" w:hAnsi="Times New Roman" w:eastAsia="宋体"/>
+          <w:b/>
+          <w:i w:val="0"/>
+          <w:sz w:val="21"/>
+        </w:rPr>
+        <w:t xml:space="preserve"> 里的数字，刷新页面四个页面却一个都没变，一度以为自己的降级代码写错了。</w:t>
+      </w:r>
+    </w:p>
+    <w:p>
+      <w:pPr>
+        <w:spacing w:after="80" w:line="307" w:lineRule="auto"/>
+        <w:jc w:val="both"/>
+      </w:pPr>
+      <w:r>
+        <w:rPr>
+          <w:rFonts w:ascii="Times New Roman" w:hAnsi="Times New Roman" w:eastAsia="宋体"/>
+          <w:b w:val="0"/>
+          <w:i w:val="0"/>
+          <w:sz w:val="21"/>
+        </w:rPr>
+        <w:t xml:space="preserve">排查与解决：先看 Console 没有报错，再看 Network 面板，发现 </w:t>
+      </w:r>
+      <w:r>
+        <w:rPr>
+          <w:rFonts w:ascii="Consolas" w:hAnsi="Consolas" w:eastAsia="Consolas"/>
+          <w:b w:val="0"/>
+          <w:i w:val="0"/>
+          <w:sz w:val="20"/>
+        </w:rPr>
+        <w:t>facilities.json</w:t>
+      </w:r>
+      <w:r>
+        <w:rPr>
+          <w:rFonts w:ascii="Times New Roman" w:hAnsi="Times New Roman" w:eastAsia="宋体"/>
+          <w:b w:val="0"/>
+          <w:i w:val="0"/>
+          <w:sz w:val="21"/>
+        </w:rPr>
+        <w:t xml:space="preserve"> 那一条请求返回的是 </w:t>
+      </w:r>
+      <w:r>
+        <w:rPr>
+          <w:rFonts w:ascii="Consolas" w:hAnsi="Consolas" w:eastAsia="Consolas"/>
+          <w:b w:val="0"/>
+          <w:i w:val="0"/>
+          <w:sz w:val="20"/>
+        </w:rPr>
+        <w:t>(from disk cache)</w:t>
+      </w:r>
+      <w:r>
+        <w:rPr>
+          <w:rFonts w:ascii="Times New Roman" w:hAnsi="Times New Roman" w:eastAsia="宋体"/>
+          <w:b w:val="0"/>
+          <w:i w:val="0"/>
+          <w:sz w:val="21"/>
+        </w:rPr>
+        <w:t xml:space="preserve">，根本没有回到服务器。原因是 </w:t>
+      </w:r>
+      <w:r>
+        <w:rPr>
+          <w:rFonts w:ascii="Consolas" w:hAnsi="Consolas" w:eastAsia="Consolas"/>
+          <w:b w:val="0"/>
+          <w:i w:val="0"/>
+          <w:sz w:val="20"/>
+        </w:rPr>
+        <w:t>$.getJSON</w:t>
+      </w:r>
+      <w:r>
+        <w:rPr>
+          <w:rFonts w:ascii="Times New Roman" w:hAnsi="Times New Roman" w:eastAsia="宋体"/>
+          <w:b w:val="0"/>
+          <w:i w:val="0"/>
+          <w:sz w:val="21"/>
+        </w:rPr>
+        <w:t xml:space="preserve"> 默认允许缓存，而 Python 的简易服务器不带 </w:t>
+      </w:r>
+      <w:r>
+        <w:rPr>
+          <w:rFonts w:ascii="Consolas" w:hAnsi="Consolas" w:eastAsia="Consolas"/>
+          <w:b w:val="0"/>
+          <w:i w:val="0"/>
+          <w:sz w:val="20"/>
+        </w:rPr>
+        <w:t>Cache-Control</w:t>
+      </w:r>
+      <w:r>
+        <w:rPr>
+          <w:rFonts w:ascii="Times New Roman" w:hAnsi="Times New Roman" w:eastAsia="宋体"/>
+          <w:b w:val="0"/>
+          <w:i w:val="0"/>
+          <w:sz w:val="21"/>
+        </w:rPr>
+        <w:t xml:space="preserve"> 头，浏览器就按启发式规则直接复用了上次的响应。解决办法是给请求加一个每次都变的查询参数（新增 </w:t>
+      </w:r>
+      <w:r>
+        <w:rPr>
+          <w:rFonts w:ascii="Consolas" w:hAnsi="Consolas" w:eastAsia="Consolas"/>
+          <w:b w:val="0"/>
+          <w:i w:val="0"/>
+          <w:sz w:val="20"/>
+        </w:rPr>
+        <w:t>C.getJson()</w:t>
+      </w:r>
+      <w:r>
+        <w:rPr>
+          <w:rFonts w:ascii="Times New Roman" w:hAnsi="Times New Roman" w:eastAsia="宋体"/>
+          <w:b w:val="0"/>
+          <w:i w:val="0"/>
+          <w:sz w:val="21"/>
+        </w:rPr>
+        <w:t xml:space="preserve">，内部 </w:t>
+      </w:r>
+      <w:r>
+        <w:rPr>
+          <w:rFonts w:ascii="Consolas" w:hAnsi="Consolas" w:eastAsia="Consolas"/>
+          <w:b w:val="0"/>
+          <w:i w:val="0"/>
+          <w:sz w:val="20"/>
+        </w:rPr>
+        <w:t>$.getJSON(url, {_: Date.now()})</w:t>
+      </w:r>
+      <w:r>
+        <w:rPr>
+          <w:rFonts w:ascii="Times New Roman" w:hAnsi="Times New Roman" w:eastAsia="宋体"/>
+          <w:b w:val="0"/>
+          <w:i w:val="0"/>
+          <w:sz w:val="21"/>
+        </w:rPr>
+        <w:t>），这样 README 里"改完 JSON 刷新即见"的说明才真正成立。这个坑的收获是：</w:t>
+      </w:r>
+      <w:r>
+        <w:rPr>
+          <w:rFonts w:ascii="Times New Roman" w:hAnsi="Times New Roman" w:eastAsia="宋体"/>
+          <w:b/>
+          <w:i w:val="0"/>
+          <w:sz w:val="21"/>
+        </w:rPr>
+        <w:t>判断"代码没生效"之前，先看请求有没有真的发出去</w:t>
+      </w:r>
+      <w:r>
+        <w:rPr>
+          <w:rFonts w:ascii="Times New Roman" w:hAnsi="Times New Roman" w:eastAsia="宋体"/>
+          <w:b w:val="0"/>
+          <w:i w:val="0"/>
+          <w:sz w:val="21"/>
+        </w:rPr>
+        <w:t>。</w:t>
+      </w:r>
+    </w:p>
+    <w:p>
+      <w:pPr>
+        <w:spacing w:after="80" w:line="307" w:lineRule="auto"/>
+        <w:jc w:val="both"/>
+      </w:pPr>
+      <w:r>
+        <w:rPr>
+          <w:rFonts w:ascii="Times New Roman" w:hAnsi="Times New Roman" w:eastAsia="宋体"/>
+          <w:b/>
+          <w:i w:val="0"/>
+          <w:sz w:val="21"/>
+        </w:rPr>
+        <w:t xml:space="preserve">问题二：分析页先把筛选条件调到 0 条结果、再放宽回来，控制台抛 </w:t>
+      </w:r>
+      <w:r>
+        <w:rPr>
+          <w:rFonts w:ascii="Consolas" w:hAnsi="Consolas" w:eastAsia="Consolas"/>
+          <w:b/>
+          <w:i w:val="0"/>
+          <w:sz w:val="21"/>
+        </w:rPr>
+        <w:t>Cannot read properties of null (reading 'id')</w:t>
+      </w:r>
+      <w:r>
+        <w:rPr>
+          <w:rFonts w:ascii="Times New Roman" w:hAnsi="Times New Roman" w:eastAsia="宋体"/>
+          <w:b/>
+          <w:i w:val="0"/>
+          <w:sz w:val="21"/>
+        </w:rPr>
+        <w:t>，三张图全部消失。</w:t>
+      </w:r>
+    </w:p>
+    <w:p>
+      <w:pPr>
+        <w:spacing w:after="80" w:line="307" w:lineRule="auto"/>
+        <w:jc w:val="both"/>
+      </w:pPr>
+      <w:r>
+        <w:rPr>
+          <w:rFonts w:ascii="Times New Roman" w:hAnsi="Times New Roman" w:eastAsia="宋体"/>
+          <w:b w:val="0"/>
+          <w:i w:val="0"/>
+          <w:sz w:val="21"/>
+        </w:rPr>
+        <w:t xml:space="preserve">排查与解决：报错来自 Chart.js 构造函数，说明它拿到的 canvas 是 </w:t>
+      </w:r>
+      <w:r>
+        <w:rPr>
+          <w:rFonts w:ascii="Consolas" w:hAnsi="Consolas" w:eastAsia="Consolas"/>
+          <w:b w:val="0"/>
+          <w:i w:val="0"/>
+          <w:sz w:val="20"/>
+        </w:rPr>
+        <w:t>null</w:t>
+      </w:r>
+      <w:r>
+        <w:rPr>
+          <w:rFonts w:ascii="Times New Roman" w:hAnsi="Times New Roman" w:eastAsia="宋体"/>
+          <w:b w:val="0"/>
+          <w:i w:val="0"/>
+          <w:sz w:val="21"/>
+        </w:rPr>
+        <w:t xml:space="preserve">。回头看自己的空数据分支——为了给出"没有可统计的场馆"的提示，我用 </w:t>
+      </w:r>
+      <w:r>
+        <w:rPr>
+          <w:rFonts w:ascii="Consolas" w:hAnsi="Consolas" w:eastAsia="Consolas"/>
+          <w:b w:val="0"/>
+          <w:i w:val="0"/>
+          <w:sz w:val="20"/>
+        </w:rPr>
+        <w:t>.html()</w:t>
+      </w:r>
+      <w:r>
+        <w:rPr>
+          <w:rFonts w:ascii="Times New Roman" w:hAnsi="Times New Roman" w:eastAsia="宋体"/>
+          <w:b w:val="0"/>
+          <w:i w:val="0"/>
+          <w:sz w:val="21"/>
+        </w:rPr>
+        <w:t xml:space="preserve"> 把 </w:t>
+      </w:r>
+      <w:r>
+        <w:rPr>
+          <w:rFonts w:ascii="Consolas" w:hAnsi="Consolas" w:eastAsia="Consolas"/>
+          <w:b w:val="0"/>
+          <w:i w:val="0"/>
+          <w:sz w:val="20"/>
+        </w:rPr>
+        <w:t>.chart-box</w:t>
+      </w:r>
+      <w:r>
+        <w:rPr>
+          <w:rFonts w:ascii="Times New Roman" w:hAnsi="Times New Roman" w:eastAsia="宋体"/>
+          <w:b w:val="0"/>
+          <w:i w:val="0"/>
+          <w:sz w:val="21"/>
+        </w:rPr>
+        <w:t xml:space="preserve"> 的内容整体换成了提示文案，canvas 因此被删掉了；而重建图表时我写的是 </w:t>
+      </w:r>
+      <w:r>
+        <w:rPr>
+          <w:rFonts w:ascii="Consolas" w:hAnsi="Consolas" w:eastAsia="Consolas"/>
+          <w:b w:val="0"/>
+          <w:i w:val="0"/>
+          <w:sz w:val="20"/>
+        </w:rPr>
+        <w:t>$('#weekChart').closest('.chart-box')</w:t>
+      </w:r>
+      <w:r>
+        <w:rPr>
+          <w:rFonts w:ascii="Times New Roman" w:hAnsi="Times New Roman" w:eastAsia="宋体"/>
+          <w:b w:val="0"/>
+          <w:i w:val="0"/>
+          <w:sz w:val="21"/>
+        </w:rPr>
+        <w:t>，元素已经不存在，</w:t>
+      </w:r>
+      <w:r>
+        <w:rPr>
+          <w:rFonts w:ascii="Consolas" w:hAnsi="Consolas" w:eastAsia="Consolas"/>
+          <w:b w:val="0"/>
+          <w:i w:val="0"/>
+          <w:sz w:val="20"/>
+        </w:rPr>
+        <w:t>closest()</w:t>
+      </w:r>
+      <w:r>
+        <w:rPr>
+          <w:rFonts w:ascii="Times New Roman" w:hAnsi="Times New Roman" w:eastAsia="宋体"/>
+          <w:b w:val="0"/>
+          <w:i w:val="0"/>
+          <w:sz w:val="21"/>
+        </w:rPr>
+        <w:t xml:space="preserve"> 返回空集合，于是什么都没恢复。修复是把三个容器写成有 id 的 </w:t>
+      </w:r>
+      <w:r>
+        <w:rPr>
+          <w:rFonts w:ascii="Consolas" w:hAnsi="Consolas" w:eastAsia="Consolas"/>
+          <w:b w:val="0"/>
+          <w:i w:val="0"/>
+          <w:sz w:val="20"/>
+        </w:rPr>
+        <w:t>#weekBox／#typeBox／#rankBox</w:t>
+      </w:r>
+      <w:r>
+        <w:rPr>
+          <w:rFonts w:ascii="Times New Roman" w:hAnsi="Times New Roman" w:eastAsia="宋体"/>
+          <w:b w:val="0"/>
+          <w:i w:val="0"/>
+          <w:sz w:val="21"/>
+        </w:rPr>
+        <w:t>，恢复时按容器 id 重建 canvas 再建图；顺带把"主表为空"和"筛选后为 0"两种情况的文案分开，不再用同一句话糊弄两种事实。</w:t>
+      </w:r>
+    </w:p>
+    <w:p>
+      <w:pPr>
+        <w:spacing w:after="80" w:line="307" w:lineRule="auto"/>
+        <w:jc w:val="both"/>
+      </w:pPr>
+      <w:r>
+        <w:rPr>
+          <w:rFonts w:ascii="Times New Roman" w:hAnsi="Times New Roman" w:eastAsia="宋体"/>
+          <w:b/>
+          <w:i w:val="0"/>
+          <w:sz w:val="21"/>
+        </w:rPr>
+        <w:t>问题三：添加预约后提示"该时段还剩 1 个名额"，可时段下拉里同一档明明显示"剩 0 个名额"，两处自相矛盾。</w:t>
+      </w:r>
+    </w:p>
+    <w:p>
+      <w:pPr>
+        <w:spacing w:after="80" w:line="307" w:lineRule="auto"/>
+        <w:jc w:val="both"/>
+      </w:pPr>
+      <w:r>
+        <w:rPr>
+          <w:rFonts w:ascii="Times New Roman" w:hAnsi="Times New Roman" w:eastAsia="宋体"/>
+          <w:b w:val="0"/>
+          <w:i w:val="0"/>
+          <w:sz w:val="21"/>
+        </w:rPr>
+        <w:t xml:space="preserve">排查与解决：在 </w:t>
+      </w:r>
+      <w:r>
+        <w:rPr>
+          <w:rFonts w:ascii="Consolas" w:hAnsi="Consolas" w:eastAsia="Consolas"/>
+          <w:b w:val="0"/>
+          <w:i w:val="0"/>
+          <w:sz w:val="20"/>
+        </w:rPr>
+        <w:t>submitBooking()</w:t>
+      </w:r>
+      <w:r>
+        <w:rPr>
+          <w:rFonts w:ascii="Times New Roman" w:hAnsi="Times New Roman" w:eastAsia="宋体"/>
+          <w:b w:val="0"/>
+          <w:i w:val="0"/>
+          <w:sz w:val="21"/>
+        </w:rPr>
+        <w:t xml:space="preserve"> 里下断点单步，发现提示用的剩余名额是在写入 </w:t>
+      </w:r>
+      <w:r>
+        <w:rPr>
+          <w:rFonts w:ascii="Consolas" w:hAnsi="Consolas" w:eastAsia="Consolas"/>
+          <w:b w:val="0"/>
+          <w:i w:val="0"/>
+          <w:sz w:val="20"/>
+        </w:rPr>
+        <w:t>localStorage</w:t>
+      </w:r>
+      <w:r>
+        <w:rPr>
+          <w:rFonts w:ascii="Times New Roman" w:hAnsi="Times New Roman" w:eastAsia="宋体"/>
+          <w:b w:val="0"/>
+          <w:i w:val="0"/>
+          <w:sz w:val="21"/>
+        </w:rPr>
+        <w:t xml:space="preserve"> </w:t>
+      </w:r>
+      <w:r>
+        <w:rPr>
+          <w:rFonts w:ascii="Times New Roman" w:hAnsi="Times New Roman" w:eastAsia="宋体"/>
+          <w:b/>
+          <w:i w:val="0"/>
+          <w:sz w:val="21"/>
+        </w:rPr>
+        <w:t>之前</w:t>
+      </w:r>
+      <w:r>
+        <w:rPr>
+          <w:rFonts w:ascii="Times New Roman" w:hAnsi="Times New Roman" w:eastAsia="宋体"/>
+          <w:b w:val="0"/>
+          <w:i w:val="0"/>
+          <w:sz w:val="21"/>
+        </w:rPr>
+        <w:t xml:space="preserve">算的，那一刻我自己的这一条还没进统计，于是永远多 1 个。改成保存成功之后重新调用 </w:t>
+      </w:r>
+      <w:r>
+        <w:rPr>
+          <w:rFonts w:ascii="Consolas" w:hAnsi="Consolas" w:eastAsia="Consolas"/>
+          <w:b w:val="0"/>
+          <w:i w:val="0"/>
+          <w:sz w:val="20"/>
+        </w:rPr>
+        <w:t>D.stats(facility).remainingOf(slot)</w:t>
+      </w:r>
+      <w:r>
+        <w:rPr>
+          <w:rFonts w:ascii="Times New Roman" w:hAnsi="Times New Roman" w:eastAsia="宋体"/>
+          <w:b w:val="0"/>
+          <w:i w:val="0"/>
+          <w:sz w:val="21"/>
+        </w:rPr>
+        <w:t xml:space="preserve"> 再拼提示语，两处数字立刻一致。这个 bug 的根因不是算术错，而是</w:t>
+      </w:r>
+      <w:r>
+        <w:rPr>
+          <w:rFonts w:ascii="Times New Roman" w:hAnsi="Times New Roman" w:eastAsia="宋体"/>
+          <w:b/>
+          <w:i w:val="0"/>
+          <w:sz w:val="21"/>
+        </w:rPr>
+        <w:t>同一个量在两个时间点各算了一遍</w:t>
+      </w:r>
+      <w:r>
+        <w:rPr>
+          <w:rFonts w:ascii="Times New Roman" w:hAnsi="Times New Roman" w:eastAsia="宋体"/>
+          <w:b w:val="0"/>
+          <w:i w:val="0"/>
+          <w:sz w:val="21"/>
+        </w:rPr>
+        <w:t>——和报告第三部分强调的"只有一处派生函数"是同一个道理，只不过这次错的是时间点。</w:t>
+      </w:r>
+    </w:p>
+    <w:p>
+      <w:pPr>
+        <w:spacing w:after="80" w:line="307" w:lineRule="auto"/>
+        <w:jc w:val="both"/>
+      </w:pPr>
+      <w:r>
+        <w:rPr>
+          <w:rFonts w:ascii="Times New Roman" w:hAnsi="Times New Roman" w:eastAsia="宋体"/>
+          <w:b/>
+          <w:i w:val="0"/>
+          <w:sz w:val="21"/>
+        </w:rPr>
+        <w:t>问题四：预约列表里"提交于"显示的是凌晨 02:00，而当时本机是上午 10:00。</w:t>
+      </w:r>
+    </w:p>
+    <w:p>
+      <w:pPr>
+        <w:spacing w:after="80" w:line="307" w:lineRule="auto"/>
+        <w:jc w:val="both"/>
+      </w:pPr>
+      <w:r>
+        <w:rPr>
+          <w:rFonts w:ascii="Times New Roman" w:hAnsi="Times New Roman" w:eastAsia="宋体"/>
+          <w:b w:val="0"/>
+          <w:i w:val="0"/>
+          <w:sz w:val="21"/>
+        </w:rPr>
+        <w:t xml:space="preserve">排查与解决：02:00 与 10:00 差 8 小时，正好是 UTC+8 的偏移，说明我取的是 UTC 时间——代码里用了 </w:t>
+      </w:r>
+      <w:r>
+        <w:rPr>
+          <w:rFonts w:ascii="Consolas" w:hAnsi="Consolas" w:eastAsia="Consolas"/>
+          <w:b w:val="0"/>
+          <w:i w:val="0"/>
+          <w:sz w:val="20"/>
+        </w:rPr>
+        <w:t>new Date().toISOString().slice(0,16)</w:t>
+      </w:r>
+      <w:r>
+        <w:rPr>
+          <w:rFonts w:ascii="Times New Roman" w:hAnsi="Times New Roman" w:eastAsia="宋体"/>
+          <w:b w:val="0"/>
+          <w:i w:val="0"/>
+          <w:sz w:val="21"/>
+        </w:rPr>
+        <w:t>，</w:t>
+      </w:r>
+      <w:r>
+        <w:rPr>
+          <w:rFonts w:ascii="Consolas" w:hAnsi="Consolas" w:eastAsia="Consolas"/>
+          <w:b w:val="0"/>
+          <w:i w:val="0"/>
+          <w:sz w:val="20"/>
+        </w:rPr>
+        <w:t>toISOString()</w:t>
+      </w:r>
+      <w:r>
+        <w:rPr>
+          <w:rFonts w:ascii="Times New Roman" w:hAnsi="Times New Roman" w:eastAsia="宋体"/>
+          <w:b w:val="0"/>
+          <w:i w:val="0"/>
+          <w:sz w:val="21"/>
+        </w:rPr>
+        <w:t xml:space="preserve"> 永远返回 UTC。改成本机时间逐段拼接（年、月、日、时、分各自补零）。顺带在首页"当前时间"处也统一用同一个本地时间函数，避免两处时钟不一致。</w:t>
+      </w:r>
+    </w:p>
+    <w:p>
+      <w:pPr>
+        <w:spacing w:after="80" w:line="307" w:lineRule="auto"/>
+        <w:jc w:val="both"/>
+      </w:pPr>
+      <w:r>
+        <w:rPr>
+          <w:rFonts w:ascii="Times New Roman" w:hAnsi="Times New Roman" w:eastAsia="宋体"/>
+          <w:b/>
+          <w:i w:val="0"/>
+          <w:sz w:val="21"/>
+        </w:rPr>
+        <w:t>问题五：三维页在 Three.js 加载失败时，整个页面停在"建筑含义加载中…"，看起来像程序挂死。</w:t>
+      </w:r>
+    </w:p>
+    <w:p>
+      <w:pPr>
+        <w:spacing w:after="80" w:line="307" w:lineRule="auto"/>
+        <w:jc w:val="both"/>
+      </w:pPr>
+      <w:r>
+        <w:rPr>
+          <w:rFonts w:ascii="Times New Roman" w:hAnsi="Times New Roman" w:eastAsia="宋体"/>
+          <w:b w:val="0"/>
+          <w:i w:val="0"/>
+          <w:sz w:val="21"/>
+        </w:rPr>
+        <w:t>排查与解决：</w:t>
+      </w:r>
+      <w:r>
+        <w:rPr>
+          <w:rFonts w:ascii="Consolas" w:hAnsi="Consolas" w:eastAsia="Consolas"/>
+          <w:b w:val="0"/>
+          <w:i w:val="0"/>
+          <w:sz w:val="20"/>
+        </w:rPr>
+        <w:t>boot()</w:t>
+      </w:r>
+      <w:r>
+        <w:rPr>
+          <w:rFonts w:ascii="Times New Roman" w:hAnsi="Times New Roman" w:eastAsia="宋体"/>
+          <w:b w:val="0"/>
+          <w:i w:val="0"/>
+          <w:sz w:val="21"/>
+        </w:rPr>
+        <w:t xml:space="preserve"> 在检测到库缺失时直接 </w:t>
+      </w:r>
+      <w:r>
+        <w:rPr>
+          <w:rFonts w:ascii="Consolas" w:hAnsi="Consolas" w:eastAsia="Consolas"/>
+          <w:b w:val="0"/>
+          <w:i w:val="0"/>
+          <w:sz w:val="20"/>
+        </w:rPr>
+        <w:t>return</w:t>
+      </w:r>
+      <w:r>
+        <w:rPr>
+          <w:rFonts w:ascii="Times New Roman" w:hAnsi="Times New Roman" w:eastAsia="宋体"/>
+          <w:b w:val="0"/>
+          <w:i w:val="0"/>
+          <w:sz w:val="21"/>
+        </w:rPr>
+        <w:t xml:space="preserve">，后面的图例、编码说明和场馆清单都没来得及渲染。补一个 </w:t>
+      </w:r>
+      <w:r>
+        <w:rPr>
+          <w:rFonts w:ascii="Consolas" w:hAnsi="Consolas" w:eastAsia="Consolas"/>
+          <w:b w:val="0"/>
+          <w:i w:val="0"/>
+          <w:sz w:val="20"/>
+        </w:rPr>
+        <w:t>renderTextFallback()</w:t>
+      </w:r>
+      <w:r>
+        <w:rPr>
+          <w:rFonts w:ascii="Times New Roman" w:hAnsi="Times New Roman" w:eastAsia="宋体"/>
+          <w:b w:val="0"/>
+          <w:i w:val="0"/>
+          <w:sz w:val="21"/>
+        </w:rPr>
+        <w:t>：库缺失时把三维舞台收起来，仍然画出图例、说明文字和一份带峰值占用的文字版场馆清单（每项都能跳回查询页）。降级不等于白屏——</w:t>
+      </w:r>
+      <w:r>
+        <w:rPr>
+          <w:rFonts w:ascii="Times New Roman" w:hAnsi="Times New Roman" w:eastAsia="宋体"/>
+          <w:b/>
+          <w:i w:val="0"/>
+          <w:sz w:val="21"/>
+        </w:rPr>
+        <w:t>报错提示要说清"什么坏了"，更要给出"那我现在能干什么"</w:t>
+      </w:r>
+      <w:r>
+        <w:rPr>
+          <w:rFonts w:ascii="Times New Roman" w:hAnsi="Times New Roman" w:eastAsia="宋体"/>
+          <w:b w:val="0"/>
+          <w:i w:val="0"/>
+          <w:sz w:val="21"/>
+        </w:rPr>
+        <w:t>。</w:t>
+      </w:r>
+    </w:p>
+    <w:p>
+      <w:pPr>
+        <w:keepNext/>
+        <w:spacing w:before="360" w:after="160"/>
+      </w:pPr>
+      <w:r>
+        <w:rPr>
+          <w:rFonts w:ascii="微软雅黑" w:hAnsi="微软雅黑" w:eastAsia="微软雅黑"/>
+          <w:b/>
+          <w:i w:val="0"/>
+          <w:sz w:val="28"/>
+        </w:rPr>
+        <w:t>附二、工具使用说明</w:t>
+      </w:r>
+    </w:p>
+    <w:p>
+      <w:pPr>
+        <w:spacing w:after="80" w:line="307" w:lineRule="auto"/>
+        <w:jc w:val="both"/>
+      </w:pPr>
+      <w:r>
+        <w:rPr>
+          <w:rFonts w:ascii="Times New Roman" w:hAnsi="Times New Roman" w:eastAsia="宋体"/>
+          <w:b w:val="0"/>
+          <w:i w:val="0"/>
+          <w:sz w:val="21"/>
+        </w:rPr>
+        <w:t>本报告所记录的过程与代码均为本人亲手输入与调试完成。编写过程中查阅的官方文档与出处如下：</w:t>
+      </w:r>
+    </w:p>
+    <w:tbl>
+      <w:tblPr>
+        <w:tblW w:type="auto" w:w="0"/>
+        <w:jc w:val="center"/>
+        <w:tblLook w:firstColumn="1" w:firstRow="1" w:lastColumn="0" w:lastRow="0" w:noHBand="0" w:noVBand="1" w:val="04A0"/>
+        <w:tblBorders>
+          <w:top w:val="single" w:sz="4" w:color="A9B7B3"/>
+          <w:left w:val="single" w:sz="4" w:color="A9B7B3"/>
+          <w:bottom w:val="single" w:sz="4" w:color="A9B7B3"/>
+          <w:right w:val="single" w:sz="4" w:color="A9B7B3"/>
+          <w:insideH w:val="single" w:sz="4" w:color="A9B7B3"/>
+          <w:insideV w:val="single" w:sz="4" w:color="A9B7B3"/>
+        </w:tblBorders>
+      </w:tblPr>
+      <w:tblGrid>
+        <w:gridCol w:w="4536"/>
+        <w:gridCol w:w="4536"/>
+      </w:tblGrid>
+      <w:tr>
+        <w:tc>
+          <w:tcPr>
+            <w:tcW w:type="dxa" w:w="4536"/>
+          </w:tcPr>
+          <w:p>
+            <w:pPr>
+              <w:spacing w:after="0" w:line="264" w:lineRule="auto"/>
+              <w:shd w:val="clear" w:fill="E4EBE8"/>
+            </w:pPr>
+            <w:r>
+              <w:rPr>
+                <w:rFonts w:ascii="Times New Roman" w:hAnsi="Times New Roman" w:eastAsia="宋体"/>
+                <w:b/>
+                <w:i w:val="0"/>
+                <w:sz w:val="17"/>
+              </w:rPr>
+              <w:t>用途</w:t>
+            </w:r>
+          </w:p>
+        </w:tc>
+        <w:tc>
+          <w:tcPr>
+            <w:tcW w:type="dxa" w:w="4536"/>
+          </w:tcPr>
+          <w:p>
+            <w:pPr>
+              <w:spacing w:after="0" w:line="264" w:lineRule="auto"/>
+              <w:shd w:val="clear" w:fill="E4EBE8"/>
+            </w:pPr>
+            <w:r>
+              <w:rPr>
+                <w:rFonts w:ascii="Times New Roman" w:hAnsi="Times New Roman" w:eastAsia="宋体"/>
+                <w:b/>
+                <w:i w:val="0"/>
+                <w:sz w:val="17"/>
+              </w:rPr>
+              <w:t>查阅资料</w:t>
+            </w:r>
+          </w:p>
+        </w:tc>
+      </w:tr>
+      <w:tr>
+        <w:tc>
+          <w:tcPr>
+            <w:tcW w:type="dxa" w:w="4536"/>
+          </w:tcPr>
+          <w:p>
+            <w:pPr>
+              <w:spacing w:after="0" w:line="264" w:lineRule="auto"/>
+            </w:pPr>
+            <w:r>
+              <w:rPr>
+                <w:rFonts w:ascii="Times New Roman" w:hAnsi="Times New Roman" w:eastAsia="宋体"/>
+                <w:b w:val="0"/>
+                <w:i w:val="0"/>
+                <w:sz w:val="17"/>
+              </w:rPr>
+              <w:t>jQuery 选择器、事件委托、</w:t>
+            </w:r>
+            <w:r>
+              <w:rPr>
+                <w:rFonts w:ascii="Consolas" w:hAnsi="Consolas" w:eastAsia="Consolas"/>
+                <w:b w:val="0"/>
+                <w:i w:val="0"/>
+                <w:sz w:val="16"/>
+              </w:rPr>
+              <w:t>$.getJSON</w:t>
+            </w:r>
+            <w:r>
+              <w:rPr>
+                <w:rFonts w:ascii="Times New Roman" w:hAnsi="Times New Roman" w:eastAsia="宋体"/>
+                <w:b w:val="0"/>
+                <w:i w:val="0"/>
+                <w:sz w:val="17"/>
+              </w:rPr>
+              <w:t xml:space="preserve"> 的缓存行为</w:t>
+            </w:r>
+          </w:p>
+        </w:tc>
+        <w:tc>
+          <w:tcPr>
+            <w:tcW w:type="dxa" w:w="4536"/>
+          </w:tcPr>
+          <w:p>
+            <w:pPr>
+              <w:spacing w:after="0" w:line="264" w:lineRule="auto"/>
+            </w:pPr>
+            <w:r>
+              <w:rPr>
+                <w:rFonts w:ascii="Times New Roman" w:hAnsi="Times New Roman" w:eastAsia="宋体"/>
+                <w:b w:val="0"/>
+                <w:i w:val="0"/>
+                <w:sz w:val="17"/>
+              </w:rPr>
+              <w:t>jQuery 官方文档《jQuery.Ajax / jQuery.getJSON》与《Event delegation》章节</w:t>
+            </w:r>
+          </w:p>
+        </w:tc>
+      </w:tr>
+      <w:tr>
+        <w:tc>
+          <w:tcPr>
+            <w:tcW w:type="dxa" w:w="4536"/>
+          </w:tcPr>
+          <w:p>
+            <w:pPr>
+              <w:spacing w:after="0" w:line="264" w:lineRule="auto"/>
+            </w:pPr>
+            <w:r>
+              <w:rPr>
+                <w:rFonts w:ascii="Times New Roman" w:hAnsi="Times New Roman" w:eastAsia="宋体"/>
+                <w:b w:val="0"/>
+                <w:i w:val="0"/>
+                <w:sz w:val="17"/>
+              </w:rPr>
+              <w:t>Bootstrap 栅格断点、</w:t>
+            </w:r>
+            <w:r>
+              <w:rPr>
+                <w:rFonts w:ascii="Consolas" w:hAnsi="Consolas" w:eastAsia="Consolas"/>
+                <w:b w:val="0"/>
+                <w:i w:val="0"/>
+                <w:sz w:val="16"/>
+              </w:rPr>
+              <w:t>navbar</w:t>
+            </w:r>
+            <w:r>
+              <w:rPr>
+                <w:rFonts w:ascii="Times New Roman" w:hAnsi="Times New Roman" w:eastAsia="宋体"/>
+                <w:b w:val="0"/>
+                <w:i w:val="0"/>
+                <w:sz w:val="17"/>
+              </w:rPr>
+              <w:t xml:space="preserve"> 折叠、</w:t>
+            </w:r>
+            <w:r>
+              <w:rPr>
+                <w:rFonts w:ascii="Consolas" w:hAnsi="Consolas" w:eastAsia="Consolas"/>
+                <w:b w:val="0"/>
+                <w:i w:val="0"/>
+                <w:sz w:val="16"/>
+              </w:rPr>
+              <w:t>table-responsive</w:t>
+            </w:r>
+            <w:r>
+              <w:rPr>
+                <w:rFonts w:ascii="Times New Roman" w:hAnsi="Times New Roman" w:eastAsia="宋体"/>
+                <w:b w:val="0"/>
+                <w:i w:val="0"/>
+                <w:sz w:val="17"/>
+              </w:rPr>
+              <w:t>、表单与徽章类</w:t>
+            </w:r>
+          </w:p>
+        </w:tc>
+        <w:tc>
+          <w:tcPr>
+            <w:tcW w:type="dxa" w:w="4536"/>
+          </w:tcPr>
+          <w:p>
+            <w:pPr>
+              <w:spacing w:after="0" w:line="264" w:lineRule="auto"/>
+            </w:pPr>
+            <w:r>
+              <w:rPr>
+                <w:rFonts w:ascii="Times New Roman" w:hAnsi="Times New Roman" w:eastAsia="宋体"/>
+                <w:b w:val="0"/>
+                <w:i w:val="0"/>
+                <w:sz w:val="17"/>
+              </w:rPr>
+              <w:t>Bootstrap 5.3 官方文档 Layout / Components / Forms 三节</w:t>
+            </w:r>
+          </w:p>
+        </w:tc>
+      </w:tr>
+      <w:tr>
+        <w:tc>
+          <w:tcPr>
+            <w:tcW w:type="dxa" w:w="4536"/>
+          </w:tcPr>
+          <w:p>
+            <w:pPr>
+              <w:spacing w:after="0" w:line="264" w:lineRule="auto"/>
+            </w:pPr>
+            <w:r>
+              <w:rPr>
+                <w:rFonts w:ascii="Times New Roman" w:hAnsi="Times New Roman" w:eastAsia="宋体"/>
+                <w:b w:val="0"/>
+                <w:i w:val="0"/>
+                <w:sz w:val="17"/>
+              </w:rPr>
+              <w:t>Chart.js 折线、环形、水平条形（</w:t>
+            </w:r>
+            <w:r>
+              <w:rPr>
+                <w:rFonts w:ascii="Consolas" w:hAnsi="Consolas" w:eastAsia="Consolas"/>
+                <w:b w:val="0"/>
+                <w:i w:val="0"/>
+                <w:sz w:val="16"/>
+              </w:rPr>
+              <w:t>indexAxis</w:t>
+            </w:r>
+            <w:r>
+              <w:rPr>
+                <w:rFonts w:ascii="Times New Roman" w:hAnsi="Times New Roman" w:eastAsia="宋体"/>
+                <w:b w:val="0"/>
+                <w:i w:val="0"/>
+                <w:sz w:val="17"/>
+              </w:rPr>
+              <w:t>）配置，</w:t>
+            </w:r>
+            <w:r>
+              <w:rPr>
+                <w:rFonts w:ascii="Consolas" w:hAnsi="Consolas" w:eastAsia="Consolas"/>
+                <w:b w:val="0"/>
+                <w:i w:val="0"/>
+                <w:sz w:val="16"/>
+              </w:rPr>
+              <w:t>update()</w:t>
+            </w:r>
+            <w:r>
+              <w:rPr>
+                <w:rFonts w:ascii="Times New Roman" w:hAnsi="Times New Roman" w:eastAsia="宋体"/>
+                <w:b w:val="0"/>
+                <w:i w:val="0"/>
+                <w:sz w:val="17"/>
+              </w:rPr>
+              <w:t xml:space="preserve"> 与 </w:t>
+            </w:r>
+            <w:r>
+              <w:rPr>
+                <w:rFonts w:ascii="Consolas" w:hAnsi="Consolas" w:eastAsia="Consolas"/>
+                <w:b w:val="0"/>
+                <w:i w:val="0"/>
+                <w:sz w:val="16"/>
+              </w:rPr>
+              <w:t>destroy()</w:t>
+            </w:r>
+            <w:r>
+              <w:rPr>
+                <w:rFonts w:ascii="Times New Roman" w:hAnsi="Times New Roman" w:eastAsia="宋体"/>
+                <w:b w:val="0"/>
+                <w:i w:val="0"/>
+                <w:sz w:val="17"/>
+              </w:rPr>
+              <w:t xml:space="preserve"> 的区别，插件钩子 </w:t>
+            </w:r>
+            <w:r>
+              <w:rPr>
+                <w:rFonts w:ascii="Consolas" w:hAnsi="Consolas" w:eastAsia="Consolas"/>
+                <w:b w:val="0"/>
+                <w:i w:val="0"/>
+                <w:sz w:val="16"/>
+              </w:rPr>
+              <w:t>afterDraw</w:t>
+            </w:r>
+          </w:p>
+        </w:tc>
+        <w:tc>
+          <w:tcPr>
+            <w:tcW w:type="dxa" w:w="4536"/>
+          </w:tcPr>
+          <w:p>
+            <w:pPr>
+              <w:spacing w:after="0" w:line="264" w:lineRule="auto"/>
+            </w:pPr>
+            <w:r>
+              <w:rPr>
+                <w:rFonts w:ascii="Times New Roman" w:hAnsi="Times New Roman" w:eastAsia="宋体"/>
+                <w:b w:val="0"/>
+                <w:i w:val="0"/>
+                <w:sz w:val="17"/>
+              </w:rPr>
+              <w:t>Chart.js 4 官方文档 Charts / General / Developers（Plugins）三节</w:t>
+            </w:r>
+          </w:p>
+        </w:tc>
+      </w:tr>
+      <w:tr>
+        <w:tc>
+          <w:tcPr>
+            <w:tcW w:type="dxa" w:w="4536"/>
+          </w:tcPr>
+          <w:p>
+            <w:pPr>
+              <w:spacing w:after="0" w:line="264" w:lineRule="auto"/>
+            </w:pPr>
+            <w:r>
+              <w:rPr>
+                <w:rFonts w:ascii="Times New Roman" w:hAnsi="Times New Roman" w:eastAsia="宋体"/>
+                <w:b w:val="0"/>
+                <w:i w:val="0"/>
+                <w:sz w:val="17"/>
+              </w:rPr>
+              <w:t>Three.js 场景与相机、</w:t>
+            </w:r>
+            <w:r>
+              <w:rPr>
+                <w:rFonts w:ascii="Consolas" w:hAnsi="Consolas" w:eastAsia="Consolas"/>
+                <w:b w:val="0"/>
+                <w:i w:val="0"/>
+                <w:sz w:val="16"/>
+              </w:rPr>
+              <w:t>MeshLambertMaterial</w:t>
+            </w:r>
+            <w:r>
+              <w:rPr>
+                <w:rFonts w:ascii="Times New Roman" w:hAnsi="Times New Roman" w:eastAsia="宋体"/>
+                <w:b w:val="0"/>
+                <w:i w:val="0"/>
+                <w:sz w:val="17"/>
+              </w:rPr>
+              <w:t xml:space="preserve"> 与光照、</w:t>
+            </w:r>
+            <w:r>
+              <w:rPr>
+                <w:rFonts w:ascii="Consolas" w:hAnsi="Consolas" w:eastAsia="Consolas"/>
+                <w:b w:val="0"/>
+                <w:i w:val="0"/>
+                <w:sz w:val="16"/>
+              </w:rPr>
+              <w:t>Raycaster</w:t>
+            </w:r>
+            <w:r>
+              <w:rPr>
+                <w:rFonts w:ascii="Times New Roman" w:hAnsi="Times New Roman" w:eastAsia="宋体"/>
+                <w:b w:val="0"/>
+                <w:i w:val="0"/>
+                <w:sz w:val="17"/>
+              </w:rPr>
+              <w:t xml:space="preserve"> 拾取、</w:t>
+            </w:r>
+            <w:r>
+              <w:rPr>
+                <w:rFonts w:ascii="Consolas" w:hAnsi="Consolas" w:eastAsia="Consolas"/>
+                <w:b w:val="0"/>
+                <w:i w:val="0"/>
+                <w:sz w:val="16"/>
+              </w:rPr>
+              <w:t>CanvasTexture</w:t>
+            </w:r>
+            <w:r>
+              <w:rPr>
+                <w:rFonts w:ascii="Times New Roman" w:hAnsi="Times New Roman" w:eastAsia="宋体"/>
+                <w:b w:val="0"/>
+                <w:i w:val="0"/>
+                <w:sz w:val="17"/>
+              </w:rPr>
+              <w:t xml:space="preserve"> 与 </w:t>
+            </w:r>
+            <w:r>
+              <w:rPr>
+                <w:rFonts w:ascii="Consolas" w:hAnsi="Consolas" w:eastAsia="Consolas"/>
+                <w:b w:val="0"/>
+                <w:i w:val="0"/>
+                <w:sz w:val="16"/>
+              </w:rPr>
+              <w:t>Sprite</w:t>
+            </w:r>
+            <w:r>
+              <w:rPr>
+                <w:rFonts w:ascii="Times New Roman" w:hAnsi="Times New Roman" w:eastAsia="宋体"/>
+                <w:b w:val="0"/>
+                <w:i w:val="0"/>
+                <w:sz w:val="17"/>
+              </w:rPr>
+              <w:t>、</w:t>
+            </w:r>
+            <w:r>
+              <w:rPr>
+                <w:rFonts w:ascii="Consolas" w:hAnsi="Consolas" w:eastAsia="Consolas"/>
+                <w:b w:val="0"/>
+                <w:i w:val="0"/>
+                <w:sz w:val="16"/>
+              </w:rPr>
+              <w:t>requestAnimationFrame</w:t>
+            </w:r>
+            <w:r>
+              <w:rPr>
+                <w:rFonts w:ascii="Times New Roman" w:hAnsi="Times New Roman" w:eastAsia="宋体"/>
+                <w:b w:val="0"/>
+                <w:i w:val="0"/>
+                <w:sz w:val="17"/>
+              </w:rPr>
+              <w:t xml:space="preserve"> 循环</w:t>
+            </w:r>
+          </w:p>
+        </w:tc>
+        <w:tc>
+          <w:tcPr>
+            <w:tcW w:type="dxa" w:w="4536"/>
+          </w:tcPr>
+          <w:p>
+            <w:pPr>
+              <w:spacing w:after="0" w:line="264" w:lineRule="auto"/>
+            </w:pPr>
+            <w:r>
+              <w:rPr>
+                <w:rFonts w:ascii="Times New Roman" w:hAnsi="Times New Roman" w:eastAsia="宋体"/>
+                <w:b w:val="0"/>
+                <w:i w:val="0"/>
+                <w:sz w:val="17"/>
+              </w:rPr>
+              <w:t>Three.js 官方文档（r128）与 guides 中的 geometry／camera／lights／resources 章节</w:t>
+            </w:r>
+          </w:p>
+        </w:tc>
+      </w:tr>
+      <w:tr>
+        <w:tc>
+          <w:tcPr>
+            <w:tcW w:type="dxa" w:w="4536"/>
+          </w:tcPr>
+          <w:p>
+            <w:pPr>
+              <w:spacing w:after="0" w:line="264" w:lineRule="auto"/>
+            </w:pPr>
+            <w:r>
+              <w:rPr>
+                <w:rFonts w:ascii="Consolas" w:hAnsi="Consolas" w:eastAsia="Consolas"/>
+                <w:b w:val="0"/>
+                <w:i w:val="0"/>
+                <w:sz w:val="16"/>
+              </w:rPr>
+              <w:t>fetch</w:t>
+            </w:r>
+            <w:r>
+              <w:rPr>
+                <w:rFonts w:ascii="Times New Roman" w:hAnsi="Times New Roman" w:eastAsia="宋体"/>
+                <w:b w:val="0"/>
+                <w:i w:val="0"/>
+                <w:sz w:val="17"/>
+              </w:rPr>
+              <w:t>／</w:t>
+            </w:r>
+            <w:r>
+              <w:rPr>
+                <w:rFonts w:ascii="Consolas" w:hAnsi="Consolas" w:eastAsia="Consolas"/>
+                <w:b w:val="0"/>
+                <w:i w:val="0"/>
+                <w:sz w:val="16"/>
+              </w:rPr>
+              <w:t>XMLHttpRequest</w:t>
+            </w:r>
+            <w:r>
+              <w:rPr>
+                <w:rFonts w:ascii="Times New Roman" w:hAnsi="Times New Roman" w:eastAsia="宋体"/>
+                <w:b w:val="0"/>
+                <w:i w:val="0"/>
+                <w:sz w:val="17"/>
+              </w:rPr>
+              <w:t xml:space="preserve"> 状态码、</w:t>
+            </w:r>
+            <w:r>
+              <w:rPr>
+                <w:rFonts w:ascii="Consolas" w:hAnsi="Consolas" w:eastAsia="Consolas"/>
+                <w:b w:val="0"/>
+                <w:i w:val="0"/>
+                <w:sz w:val="16"/>
+              </w:rPr>
+              <w:t>localStorage</w:t>
+            </w:r>
+            <w:r>
+              <w:rPr>
+                <w:rFonts w:ascii="Times New Roman" w:hAnsi="Times New Roman" w:eastAsia="宋体"/>
+                <w:b w:val="0"/>
+                <w:i w:val="0"/>
+                <w:sz w:val="17"/>
+              </w:rPr>
+              <w:t xml:space="preserve"> 在隐私模式下抛异常、</w:t>
+            </w:r>
+            <w:r>
+              <w:rPr>
+                <w:rFonts w:ascii="Consolas" w:hAnsi="Consolas" w:eastAsia="Consolas"/>
+                <w:b w:val="0"/>
+                <w:i w:val="0"/>
+                <w:sz w:val="16"/>
+              </w:rPr>
+              <w:t>toISOString()</w:t>
+            </w:r>
+            <w:r>
+              <w:rPr>
+                <w:rFonts w:ascii="Times New Roman" w:hAnsi="Times New Roman" w:eastAsia="宋体"/>
+                <w:b w:val="0"/>
+                <w:i w:val="0"/>
+                <w:sz w:val="17"/>
+              </w:rPr>
+              <w:t xml:space="preserve"> 为 UTC</w:t>
+            </w:r>
+          </w:p>
+        </w:tc>
+        <w:tc>
+          <w:tcPr>
+            <w:tcW w:type="dxa" w:w="4536"/>
+          </w:tcPr>
+          <w:p>
+            <w:pPr>
+              <w:spacing w:after="0" w:line="264" w:lineRule="auto"/>
+            </w:pPr>
+            <w:r>
+              <w:rPr>
+                <w:rFonts w:ascii="Times New Roman" w:hAnsi="Times New Roman" w:eastAsia="宋体"/>
+                <w:b w:val="0"/>
+                <w:i w:val="0"/>
+                <w:sz w:val="17"/>
+              </w:rPr>
+              <w:t>MDN Web Docs：Window.localStorage、Date.prototype.toISOString()、HTTP response status codes</w:t>
+            </w:r>
+          </w:p>
+        </w:tc>
+      </w:tr>
+      <w:tr>
+        <w:tc>
+          <w:tcPr>
+            <w:tcW w:type="dxa" w:w="4536"/>
+          </w:tcPr>
+          <w:p>
+            <w:pPr>
+              <w:spacing w:after="0" w:line="264" w:lineRule="auto"/>
+            </w:pPr>
+            <w:r>
+              <w:rPr>
+                <w:rFonts w:ascii="Times New Roman" w:hAnsi="Times New Roman" w:eastAsia="宋体"/>
+                <w:b w:val="0"/>
+                <w:i w:val="0"/>
+                <w:sz w:val="17"/>
+              </w:rPr>
+              <w:t>HTML 语义化元素与 ARIA 属性（</w:t>
+            </w:r>
+            <w:r>
+              <w:rPr>
+                <w:rFonts w:ascii="Consolas" w:hAnsi="Consolas" w:eastAsia="Consolas"/>
+                <w:b w:val="0"/>
+                <w:i w:val="0"/>
+                <w:sz w:val="16"/>
+              </w:rPr>
+              <w:t>aria-labelledby</w:t>
+            </w:r>
+            <w:r>
+              <w:rPr>
+                <w:rFonts w:ascii="Times New Roman" w:hAnsi="Times New Roman" w:eastAsia="宋体"/>
+                <w:b w:val="0"/>
+                <w:i w:val="0"/>
+                <w:sz w:val="17"/>
+              </w:rPr>
+              <w:t>、</w:t>
+            </w:r>
+            <w:r>
+              <w:rPr>
+                <w:rFonts w:ascii="Consolas" w:hAnsi="Consolas" w:eastAsia="Consolas"/>
+                <w:b w:val="0"/>
+                <w:i w:val="0"/>
+                <w:sz w:val="16"/>
+              </w:rPr>
+              <w:t>aria-current</w:t>
+            </w:r>
+            <w:r>
+              <w:rPr>
+                <w:rFonts w:ascii="Times New Roman" w:hAnsi="Times New Roman" w:eastAsia="宋体"/>
+                <w:b w:val="0"/>
+                <w:i w:val="0"/>
+                <w:sz w:val="17"/>
+              </w:rPr>
+              <w:t>、</w:t>
+            </w:r>
+            <w:r>
+              <w:rPr>
+                <w:rFonts w:ascii="Consolas" w:hAnsi="Consolas" w:eastAsia="Consolas"/>
+                <w:b w:val="0"/>
+                <w:i w:val="0"/>
+                <w:sz w:val="16"/>
+              </w:rPr>
+              <w:t>role</w:t>
+            </w:r>
+            <w:r>
+              <w:rPr>
+                <w:rFonts w:ascii="Times New Roman" w:hAnsi="Times New Roman" w:eastAsia="宋体"/>
+                <w:b w:val="0"/>
+                <w:i w:val="0"/>
+                <w:sz w:val="17"/>
+              </w:rPr>
+              <w:t>）用法</w:t>
+            </w:r>
+          </w:p>
+        </w:tc>
+        <w:tc>
+          <w:tcPr>
+            <w:tcW w:type="dxa" w:w="4536"/>
+          </w:tcPr>
+          <w:p>
+            <w:pPr>
+              <w:spacing w:after="0" w:line="264" w:lineRule="auto"/>
+            </w:pPr>
+            <w:r>
+              <w:rPr>
+                <w:rFonts w:ascii="Times New Roman" w:hAnsi="Times New Roman" w:eastAsia="宋体"/>
+                <w:b w:val="0"/>
+                <w:i w:val="0"/>
+                <w:sz w:val="17"/>
+              </w:rPr>
+              <w:t>MDN 与 W3C《HTML 标准》对应条目；网页标准校验使用 validator.w3.org 的 Nu 校验器</w:t>
+            </w:r>
+          </w:p>
+        </w:tc>
+      </w:tr>
+    </w:tbl>
+    <w:p>
+      <w:pPr>
+        <w:spacing w:after="40"/>
+      </w:pPr>
+    </w:p>
+    <w:p>
+      <w:pPr>
+        <w:spacing w:after="80" w:line="307" w:lineRule="auto"/>
+        <w:jc w:val="both"/>
+      </w:pPr>
+      <w:r>
+        <w:rPr>
+          <w:rFonts w:ascii="Times New Roman" w:hAnsi="Times New Roman" w:eastAsia="宋体"/>
+          <w:b w:val="0"/>
+          <w:i w:val="0"/>
+          <w:sz w:val="21"/>
+        </w:rPr>
+        <w:t>所有第三方库均为课堂讲授过的公开库，版本固定（Bootstrap 5.3.3、jQuery 3.7.1、Chart.js 4.4.1、Three.js 0.128.0），未使用未讲授的框架；数据全部为自编虚构数据，未使用任何受版权保护的图片、字体或三维模型文件。</w:t>
       </w:r>
     </w:p>
     <w:sectPr>
